--- a/Django API.docx
+++ b/Django API.docx
@@ -3,19 +3,74 @@
 <w:document xmlns:wpc="http://schemas.microsoft.com/office/word/2010/wordprocessingCanvas" xmlns:cx="http://schemas.microsoft.com/office/drawing/2014/chartex" xmlns:cx1="http://schemas.microsoft.com/office/drawing/2015/9/8/chartex" xmlns:cx2="http://schemas.microsoft.com/office/drawing/2015/10/21/chartex" xmlns:cx3="http://schemas.microsoft.com/office/drawing/2016/5/9/chartex" xmlns:cx4="http://schemas.microsoft.com/office/drawing/2016/5/10/chartex" xmlns:cx5="http://schemas.microsoft.com/office/drawing/2016/5/11/chartex" xmlns:cx6="http://schemas.microsoft.com/office/drawing/2016/5/12/chartex" xmlns:cx7="http://schemas.microsoft.com/office/drawing/2016/5/13/chartex" xmlns:cx8="http://schemas.microsoft.com/office/drawing/2016/5/14/chartex" xmlns:mc="http://schemas.openxmlformats.org/markup-compatibility/2006" xmlns:aink="http://schemas.microsoft.com/office/drawing/2016/ink" xmlns:am3d="http://schemas.microsoft.com/office/drawing/2017/model3d" xmlns:o="urn:schemas-microsoft-com:office:office" xmlns:oel="http://schemas.microsoft.com/office/2019/extlst" xmlns:r="http://schemas.openxmlformats.org/officeDocument/2006/relationships" xmlns:m="http://schemas.openxmlformats.org/officeDocument/2006/math" xmlns:v="urn:schemas-microsoft-com:vml" xmlns:wp14="http://schemas.microsoft.com/office/word/2010/wordprocessingDrawing" xmlns:wp="http://schemas.openxmlformats.org/drawingml/2006/wordprocessingDrawing" xmlns:w10="urn:schemas-microsoft-com:office:word" xmlns:w="http://schemas.openxmlformats.org/wordprocessingml/2006/main" xmlns:w14="http://schemas.microsoft.com/office/word/2010/wordml" xmlns:w15="http://schemas.microsoft.com/office/word/2012/wordml" xmlns:w16cex="http://schemas.microsoft.com/office/word/2018/wordml/cex" xmlns:w16cid="http://schemas.microsoft.com/office/word/2016/wordml/cid" xmlns:w16="http://schemas.microsoft.com/office/word/2018/wordml" xmlns:w16du="http://schemas.microsoft.com/office/word/2023/wordml/word16du" xmlns:w16sdtdh="http://schemas.microsoft.com/office/word/2020/wordml/sdtdatahash" xmlns:w16sdtfl="http://schemas.microsoft.com/office/word/2024/wordml/sdtformatlock" xmlns:w16se="http://schemas.microsoft.com/office/word/2015/wordml/symex" xmlns:wpg="http://schemas.microsoft.com/office/word/2010/wordprocessingGroup" xmlns:wpi="http://schemas.microsoft.com/office/word/2010/wordprocessingInk" xmlns:wne="http://schemas.microsoft.com/office/word/2006/wordml" xmlns:wps="http://schemas.microsoft.com/office/word/2010/wordprocessingShape" mc:Ignorable="w14 w15 w16se w16cid w16 w16cex w16sdtdh w16sdtfl w16du wp14">
   <w:body>
     <w:p>
-      <w:r>
+      <w:pPr>
+        <w:rPr>
+          <w:rFonts w:ascii="Times New Roman" w:hAnsi="Times New Roman" w:cs="Times New Roman"/>
+          <w:b/>
+          <w:bCs/>
+          <w:sz w:val="32"/>
+          <w:szCs w:val="32"/>
+          <w:u w:val="single"/>
+        </w:rPr>
+      </w:pPr>
+      <w:r>
+        <w:rPr>
+          <w:rFonts w:ascii="Times New Roman" w:hAnsi="Times New Roman" w:cs="Times New Roman"/>
+          <w:b/>
+          <w:bCs/>
+          <w:sz w:val="32"/>
+          <w:szCs w:val="32"/>
+          <w:u w:val="single"/>
+        </w:rPr>
+        <w:t>Messaging App</w:t>
+      </w:r>
+      <w:r>
+        <w:rPr>
+          <w:rFonts w:ascii="Times New Roman" w:hAnsi="Times New Roman" w:cs="Times New Roman"/>
+          <w:b/>
+          <w:bCs/>
+          <w:sz w:val="32"/>
+          <w:szCs w:val="32"/>
+          <w:u w:val="single"/>
+        </w:rPr>
+        <w:t>/</w:t>
+      </w:r>
+      <w:r>
+        <w:rPr>
+          <w:rFonts w:ascii="Times New Roman" w:hAnsi="Times New Roman" w:cs="Times New Roman"/>
+          <w:b/>
+          <w:bCs/>
+          <w:sz w:val="32"/>
+          <w:szCs w:val="32"/>
+          <w:u w:val="single"/>
+        </w:rPr>
         <w:t>Django API</w:t>
       </w:r>
     </w:p>
     <w:p>
       <w:pPr>
         <w:rPr>
-          <w:b/>
-          <w:bCs/>
-        </w:rPr>
-      </w:pPr>
-      <w:r>
-        <w:rPr>
+          <w:rFonts w:ascii="Times New Roman" w:hAnsi="Times New Roman" w:cs="Times New Roman"/>
+        </w:rPr>
+      </w:pPr>
+      <w:r>
+        <w:rPr>
+          <w:rFonts w:ascii="Times New Roman" w:hAnsi="Times New Roman" w:cs="Times New Roman"/>
+        </w:rPr>
+        <w:t>https://www.django-rest-framework.org/api-guide/authentication/#setting-the-authentication-scheme</w:t>
+      </w:r>
+    </w:p>
+    <w:p>
+      <w:pPr>
+        <w:rPr>
+          <w:rFonts w:ascii="Times New Roman" w:hAnsi="Times New Roman" w:cs="Times New Roman"/>
+          <w:b/>
+          <w:bCs/>
+        </w:rPr>
+      </w:pPr>
+      <w:r>
+        <w:rPr>
+          <w:rFonts w:ascii="Times New Roman" w:hAnsi="Times New Roman" w:cs="Times New Roman"/>
           <w:b/>
           <w:bCs/>
         </w:rPr>
@@ -25,12 +80,14 @@
     <w:p>
       <w:pPr>
         <w:rPr>
-          <w:b/>
-          <w:bCs/>
-        </w:rPr>
-      </w:pPr>
-      <w:r>
-        <w:rPr>
+          <w:rFonts w:ascii="Times New Roman" w:hAnsi="Times New Roman" w:cs="Times New Roman"/>
+          <w:b/>
+          <w:bCs/>
+        </w:rPr>
+      </w:pPr>
+      <w:r>
+        <w:rPr>
+          <w:rFonts w:ascii="Times New Roman" w:hAnsi="Times New Roman" w:cs="Times New Roman"/>
           <w:b/>
           <w:bCs/>
         </w:rPr>
@@ -46,6 +103,7 @@
       </w:r>
       <w:r>
         <w:rPr>
+          <w:rFonts w:ascii="Times New Roman" w:hAnsi="Times New Roman" w:cs="Times New Roman"/>
           <w:b/>
           <w:bCs/>
         </w:rPr>
@@ -53,47 +111,90 @@
       </w:r>
     </w:p>
     <w:p>
-      <w:r>
+      <w:pPr>
+        <w:rPr>
+          <w:rFonts w:ascii="Times New Roman" w:hAnsi="Times New Roman" w:cs="Times New Roman"/>
+        </w:rPr>
+      </w:pPr>
+      <w:r>
+        <w:rPr>
+          <w:rFonts w:ascii="Times New Roman" w:hAnsi="Times New Roman" w:cs="Times New Roman"/>
+        </w:rPr>
         <w:t>Make sure you are inside:</w:t>
       </w:r>
     </w:p>
     <w:p>
+      <w:pPr>
+        <w:rPr>
+          <w:rFonts w:ascii="Times New Roman" w:hAnsi="Times New Roman" w:cs="Times New Roman"/>
+        </w:rPr>
+      </w:pPr>
       <w:proofErr w:type="spellStart"/>
       <w:r>
+        <w:rPr>
+          <w:rFonts w:ascii="Times New Roman" w:hAnsi="Times New Roman" w:cs="Times New Roman"/>
+        </w:rPr>
         <w:t>alx</w:t>
       </w:r>
       <w:proofErr w:type="spellEnd"/>
       <w:r>
+        <w:rPr>
+          <w:rFonts w:ascii="Times New Roman" w:hAnsi="Times New Roman" w:cs="Times New Roman"/>
+        </w:rPr>
         <w:t>-backend-python/</w:t>
       </w:r>
     </w:p>
     <w:p>
-      <w:r>
+      <w:pPr>
+        <w:rPr>
+          <w:rFonts w:ascii="Times New Roman" w:hAnsi="Times New Roman" w:cs="Times New Roman"/>
+        </w:rPr>
+      </w:pPr>
+      <w:r>
+        <w:rPr>
+          <w:rFonts w:ascii="Times New Roman" w:hAnsi="Times New Roman" w:cs="Times New Roman"/>
+        </w:rPr>
         <w:t>If not:</w:t>
       </w:r>
     </w:p>
     <w:p>
-      <w:r>
+      <w:pPr>
+        <w:rPr>
+          <w:rFonts w:ascii="Times New Roman" w:hAnsi="Times New Roman" w:cs="Times New Roman"/>
+        </w:rPr>
+      </w:pPr>
+      <w:r>
+        <w:rPr>
+          <w:rFonts w:ascii="Times New Roman" w:hAnsi="Times New Roman" w:cs="Times New Roman"/>
+        </w:rPr>
         <w:t>cd ~/path/to/</w:t>
       </w:r>
       <w:proofErr w:type="spellStart"/>
       <w:r>
+        <w:rPr>
+          <w:rFonts w:ascii="Times New Roman" w:hAnsi="Times New Roman" w:cs="Times New Roman"/>
+        </w:rPr>
         <w:t>alx</w:t>
       </w:r>
       <w:proofErr w:type="spellEnd"/>
       <w:r>
+        <w:rPr>
+          <w:rFonts w:ascii="Times New Roman" w:hAnsi="Times New Roman" w:cs="Times New Roman"/>
+        </w:rPr>
         <w:t>-backend-python</w:t>
       </w:r>
     </w:p>
     <w:p>
       <w:pPr>
         <w:rPr>
-          <w:b/>
-          <w:bCs/>
-        </w:rPr>
-      </w:pPr>
-      <w:r>
-        <w:rPr>
+          <w:rFonts w:ascii="Times New Roman" w:hAnsi="Times New Roman" w:cs="Times New Roman"/>
+          <w:b/>
+          <w:bCs/>
+        </w:rPr>
+      </w:pPr>
+      <w:r>
+        <w:rPr>
+          <w:rFonts w:ascii="Times New Roman" w:hAnsi="Times New Roman" w:cs="Times New Roman"/>
           <w:b/>
           <w:bCs/>
         </w:rPr>
@@ -109,6 +210,7 @@
       </w:r>
       <w:r>
         <w:rPr>
+          <w:rFonts w:ascii="Times New Roman" w:hAnsi="Times New Roman" w:cs="Times New Roman"/>
           <w:b/>
           <w:bCs/>
         </w:rPr>
@@ -116,102 +218,213 @@
       </w:r>
     </w:p>
     <w:p>
+      <w:pPr>
+        <w:rPr>
+          <w:rFonts w:ascii="Times New Roman" w:hAnsi="Times New Roman" w:cs="Times New Roman"/>
+        </w:rPr>
+      </w:pPr>
       <w:proofErr w:type="spellStart"/>
       <w:r>
+        <w:rPr>
+          <w:rFonts w:ascii="Times New Roman" w:hAnsi="Times New Roman" w:cs="Times New Roman"/>
+        </w:rPr>
         <w:t>django</w:t>
       </w:r>
       <w:proofErr w:type="spellEnd"/>
       <w:r>
+        <w:rPr>
+          <w:rFonts w:ascii="Times New Roman" w:hAnsi="Times New Roman" w:cs="Times New Roman"/>
+        </w:rPr>
         <w:t xml:space="preserve">-admin </w:t>
       </w:r>
       <w:proofErr w:type="spellStart"/>
       <w:r>
+        <w:rPr>
+          <w:rFonts w:ascii="Times New Roman" w:hAnsi="Times New Roman" w:cs="Times New Roman"/>
+        </w:rPr>
         <w:t>startproject</w:t>
       </w:r>
       <w:proofErr w:type="spellEnd"/>
       <w:r>
+        <w:rPr>
+          <w:rFonts w:ascii="Times New Roman" w:hAnsi="Times New Roman" w:cs="Times New Roman"/>
+        </w:rPr>
         <w:t xml:space="preserve"> </w:t>
       </w:r>
       <w:proofErr w:type="spellStart"/>
       <w:r>
+        <w:rPr>
+          <w:rFonts w:ascii="Times New Roman" w:hAnsi="Times New Roman" w:cs="Times New Roman"/>
+        </w:rPr>
         <w:t>messaging_app</w:t>
       </w:r>
       <w:proofErr w:type="spellEnd"/>
     </w:p>
     <w:p>
-      <w:r>
+      <w:pPr>
+        <w:rPr>
+          <w:rFonts w:ascii="Times New Roman" w:hAnsi="Times New Roman" w:cs="Times New Roman"/>
+        </w:rPr>
+      </w:pPr>
+      <w:r>
+        <w:rPr>
+          <w:rFonts w:ascii="Times New Roman" w:hAnsi="Times New Roman" w:cs="Times New Roman"/>
+        </w:rPr>
         <w:t>This creates:</w:t>
       </w:r>
     </w:p>
     <w:p>
+      <w:pPr>
+        <w:rPr>
+          <w:rFonts w:ascii="Times New Roman" w:hAnsi="Times New Roman" w:cs="Times New Roman"/>
+        </w:rPr>
+      </w:pPr>
       <w:proofErr w:type="spellStart"/>
       <w:r>
+        <w:rPr>
+          <w:rFonts w:ascii="Times New Roman" w:hAnsi="Times New Roman" w:cs="Times New Roman"/>
+        </w:rPr>
         <w:t>messaging_app</w:t>
       </w:r>
       <w:proofErr w:type="spellEnd"/>
       <w:r>
+        <w:rPr>
+          <w:rFonts w:ascii="Times New Roman" w:hAnsi="Times New Roman" w:cs="Times New Roman"/>
+        </w:rPr>
         <w:t>/</w:t>
       </w:r>
     </w:p>
     <w:p>
-      <w:r>
+      <w:pPr>
+        <w:rPr>
+          <w:rFonts w:ascii="Times New Roman" w:hAnsi="Times New Roman" w:cs="Times New Roman"/>
+        </w:rPr>
+      </w:pPr>
+      <w:r>
+        <w:rPr>
+          <w:rFonts w:ascii="Times New Roman" w:hAnsi="Times New Roman" w:cs="Times New Roman"/>
+        </w:rPr>
         <w:t xml:space="preserve">    manage.py</w:t>
       </w:r>
     </w:p>
     <w:p>
-      <w:r>
+      <w:pPr>
+        <w:rPr>
+          <w:rFonts w:ascii="Times New Roman" w:hAnsi="Times New Roman" w:cs="Times New Roman"/>
+        </w:rPr>
+      </w:pPr>
+      <w:r>
+        <w:rPr>
+          <w:rFonts w:ascii="Times New Roman" w:hAnsi="Times New Roman" w:cs="Times New Roman"/>
+        </w:rPr>
         <w:t xml:space="preserve">    </w:t>
       </w:r>
       <w:proofErr w:type="spellStart"/>
       <w:r>
+        <w:rPr>
+          <w:rFonts w:ascii="Times New Roman" w:hAnsi="Times New Roman" w:cs="Times New Roman"/>
+        </w:rPr>
         <w:t>messaging_app</w:t>
       </w:r>
       <w:proofErr w:type="spellEnd"/>
       <w:r>
+        <w:rPr>
+          <w:rFonts w:ascii="Times New Roman" w:hAnsi="Times New Roman" w:cs="Times New Roman"/>
+        </w:rPr>
         <w:t>/</w:t>
       </w:r>
     </w:p>
     <w:p>
-      <w:r>
+      <w:pPr>
+        <w:rPr>
+          <w:rFonts w:ascii="Times New Roman" w:hAnsi="Times New Roman" w:cs="Times New Roman"/>
+        </w:rPr>
+      </w:pPr>
+      <w:r>
+        <w:rPr>
+          <w:rFonts w:ascii="Times New Roman" w:hAnsi="Times New Roman" w:cs="Times New Roman"/>
+        </w:rPr>
         <w:t xml:space="preserve">        __init__.py</w:t>
       </w:r>
     </w:p>
     <w:p>
-      <w:r>
+      <w:pPr>
+        <w:rPr>
+          <w:rFonts w:ascii="Times New Roman" w:hAnsi="Times New Roman" w:cs="Times New Roman"/>
+        </w:rPr>
+      </w:pPr>
+      <w:r>
+        <w:rPr>
+          <w:rFonts w:ascii="Times New Roman" w:hAnsi="Times New Roman" w:cs="Times New Roman"/>
+        </w:rPr>
         <w:t xml:space="preserve">        settings.py</w:t>
       </w:r>
     </w:p>
     <w:p>
-      <w:r>
+      <w:pPr>
+        <w:rPr>
+          <w:rFonts w:ascii="Times New Roman" w:hAnsi="Times New Roman" w:cs="Times New Roman"/>
+        </w:rPr>
+      </w:pPr>
+      <w:r>
+        <w:rPr>
+          <w:rFonts w:ascii="Times New Roman" w:hAnsi="Times New Roman" w:cs="Times New Roman"/>
+        </w:rPr>
         <w:t xml:space="preserve">        urls.py</w:t>
       </w:r>
     </w:p>
     <w:p>
-      <w:r>
+      <w:pPr>
+        <w:rPr>
+          <w:rFonts w:ascii="Times New Roman" w:hAnsi="Times New Roman" w:cs="Times New Roman"/>
+        </w:rPr>
+      </w:pPr>
+      <w:r>
+        <w:rPr>
+          <w:rFonts w:ascii="Times New Roman" w:hAnsi="Times New Roman" w:cs="Times New Roman"/>
+        </w:rPr>
         <w:t xml:space="preserve">        asgi.py</w:t>
       </w:r>
     </w:p>
     <w:p>
-      <w:r>
+      <w:pPr>
+        <w:rPr>
+          <w:rFonts w:ascii="Times New Roman" w:hAnsi="Times New Roman" w:cs="Times New Roman"/>
+        </w:rPr>
+      </w:pPr>
+      <w:r>
+        <w:rPr>
+          <w:rFonts w:ascii="Times New Roman" w:hAnsi="Times New Roman" w:cs="Times New Roman"/>
+        </w:rPr>
         <w:t xml:space="preserve">        wsgi.py</w:t>
       </w:r>
     </w:p>
     <w:p>
-      <w:r>
+      <w:pPr>
+        <w:rPr>
+          <w:rFonts w:ascii="Times New Roman" w:hAnsi="Times New Roman" w:cs="Times New Roman"/>
+        </w:rPr>
+      </w:pPr>
+      <w:r>
+        <w:rPr>
+          <w:rFonts w:ascii="Times New Roman" w:hAnsi="Times New Roman" w:cs="Times New Roman"/>
+        </w:rPr>
         <w:pict w14:anchorId="5C63490C">
-          <v:rect id="_x0000_i1027" style="width:0;height:1.5pt" o:hralign="center" o:hrstd="t" o:hr="t" fillcolor="#a0a0a0" stroked="f"/>
+          <v:rect id="_x0000_i1025" style="width:0;height:1.5pt" o:hralign="center" o:hrstd="t" o:hr="t" fillcolor="#a0a0a0" stroked="f"/>
         </w:pict>
       </w:r>
     </w:p>
     <w:p>
       <w:pPr>
         <w:rPr>
-          <w:b/>
-          <w:bCs/>
-        </w:rPr>
-      </w:pPr>
-      <w:r>
-        <w:rPr>
+          <w:rFonts w:ascii="Times New Roman" w:hAnsi="Times New Roman" w:cs="Times New Roman"/>
+          <w:b/>
+          <w:bCs/>
+        </w:rPr>
+      </w:pPr>
+      <w:r>
+        <w:rPr>
+          <w:rFonts w:ascii="Times New Roman" w:hAnsi="Times New Roman" w:cs="Times New Roman"/>
           <w:b/>
           <w:bCs/>
         </w:rPr>
@@ -227,6 +440,7 @@
       </w:r>
       <w:r>
         <w:rPr>
+          <w:rFonts w:ascii="Times New Roman" w:hAnsi="Times New Roman" w:cs="Times New Roman"/>
           <w:b/>
           <w:bCs/>
         </w:rPr>
@@ -234,39 +448,83 @@
       </w:r>
     </w:p>
     <w:p>
-      <w:r>
+      <w:pPr>
+        <w:rPr>
+          <w:rFonts w:ascii="Times New Roman" w:hAnsi="Times New Roman" w:cs="Times New Roman"/>
+        </w:rPr>
+      </w:pPr>
+      <w:r>
+        <w:rPr>
+          <w:rFonts w:ascii="Times New Roman" w:hAnsi="Times New Roman" w:cs="Times New Roman"/>
+        </w:rPr>
         <w:t xml:space="preserve">Inside your </w:t>
       </w:r>
       <w:proofErr w:type="spellStart"/>
       <w:r>
+        <w:rPr>
+          <w:rFonts w:ascii="Times New Roman" w:hAnsi="Times New Roman" w:cs="Times New Roman"/>
+        </w:rPr>
         <w:t>virtualenv</w:t>
       </w:r>
       <w:proofErr w:type="spellEnd"/>
       <w:r>
+        <w:rPr>
+          <w:rFonts w:ascii="Times New Roman" w:hAnsi="Times New Roman" w:cs="Times New Roman"/>
+        </w:rPr>
         <w:t xml:space="preserve"> (if using):</w:t>
       </w:r>
     </w:p>
     <w:p>
-      <w:r>
+      <w:pPr>
+        <w:rPr>
+          <w:rFonts w:ascii="Times New Roman" w:hAnsi="Times New Roman" w:cs="Times New Roman"/>
+        </w:rPr>
+      </w:pPr>
+      <w:r>
+        <w:rPr>
+          <w:rFonts w:ascii="Times New Roman" w:hAnsi="Times New Roman" w:cs="Times New Roman"/>
+        </w:rPr>
         <w:t xml:space="preserve">pip install </w:t>
       </w:r>
       <w:proofErr w:type="spellStart"/>
       <w:r>
+        <w:rPr>
+          <w:rFonts w:ascii="Times New Roman" w:hAnsi="Times New Roman" w:cs="Times New Roman"/>
+        </w:rPr>
         <w:t>djangorestframework</w:t>
       </w:r>
       <w:proofErr w:type="spellEnd"/>
     </w:p>
     <w:p>
-      <w:r>
+      <w:pPr>
+        <w:rPr>
+          <w:rFonts w:ascii="Times New Roman" w:hAnsi="Times New Roman" w:cs="Times New Roman"/>
+        </w:rPr>
+      </w:pPr>
+      <w:r>
+        <w:rPr>
+          <w:rFonts w:ascii="Times New Roman" w:hAnsi="Times New Roman" w:cs="Times New Roman"/>
+        </w:rPr>
         <w:t>You may need:</w:t>
       </w:r>
     </w:p>
     <w:p>
-      <w:r>
+      <w:pPr>
+        <w:rPr>
+          <w:rFonts w:ascii="Times New Roman" w:hAnsi="Times New Roman" w:cs="Times New Roman"/>
+        </w:rPr>
+      </w:pPr>
+      <w:r>
+        <w:rPr>
+          <w:rFonts w:ascii="Times New Roman" w:hAnsi="Times New Roman" w:cs="Times New Roman"/>
+        </w:rPr>
         <w:t xml:space="preserve">pip install </w:t>
       </w:r>
       <w:proofErr w:type="spellStart"/>
       <w:r>
+        <w:rPr>
+          <w:rFonts w:ascii="Times New Roman" w:hAnsi="Times New Roman" w:cs="Times New Roman"/>
+        </w:rPr>
         <w:t>django</w:t>
       </w:r>
       <w:proofErr w:type="spellEnd"/>
@@ -274,12 +532,14 @@
     <w:p>
       <w:pPr>
         <w:rPr>
-          <w:b/>
-          <w:bCs/>
-        </w:rPr>
-      </w:pPr>
-      <w:r>
-        <w:rPr>
+          <w:rFonts w:ascii="Times New Roman" w:hAnsi="Times New Roman" w:cs="Times New Roman"/>
+          <w:b/>
+          <w:bCs/>
+        </w:rPr>
+      </w:pPr>
+      <w:r>
+        <w:rPr>
+          <w:rFonts w:ascii="Times New Roman" w:hAnsi="Times New Roman" w:cs="Times New Roman"/>
           <w:b/>
           <w:bCs/>
         </w:rPr>
@@ -295,6 +555,7 @@
       </w:r>
       <w:r>
         <w:rPr>
+          <w:rFonts w:ascii="Times New Roman" w:hAnsi="Times New Roman" w:cs="Times New Roman"/>
           <w:b/>
           <w:bCs/>
         </w:rPr>
@@ -302,532 +563,2219 @@
       </w:r>
     </w:p>
     <w:p>
-      <w:r>
+      <w:pPr>
+        <w:rPr>
+          <w:rFonts w:ascii="Times New Roman" w:hAnsi="Times New Roman" w:cs="Times New Roman"/>
+        </w:rPr>
+      </w:pPr>
+      <w:r>
+        <w:rPr>
+          <w:rFonts w:ascii="Times New Roman" w:hAnsi="Times New Roman" w:cs="Times New Roman"/>
+        </w:rPr>
         <w:t>Open:</w:t>
       </w:r>
     </w:p>
     <w:p>
-      <w:r>
+      <w:pPr>
+        <w:rPr>
+          <w:rFonts w:ascii="Times New Roman" w:hAnsi="Times New Roman" w:cs="Times New Roman"/>
+        </w:rPr>
+      </w:pPr>
+      <w:r>
+        <w:rPr>
+          <w:rFonts w:ascii="Times New Roman" w:hAnsi="Times New Roman" w:cs="Times New Roman"/>
+        </w:rPr>
         <w:t>messaging_app/messaging_app/settings.py</w:t>
       </w:r>
     </w:p>
     <w:p>
-      <w:r>
+      <w:pPr>
+        <w:rPr>
+          <w:rFonts w:ascii="Times New Roman" w:hAnsi="Times New Roman" w:cs="Times New Roman"/>
+        </w:rPr>
+      </w:pPr>
+      <w:r>
+        <w:rPr>
+          <w:rFonts w:ascii="Times New Roman" w:hAnsi="Times New Roman" w:cs="Times New Roman"/>
+        </w:rPr>
+        <w:lastRenderedPageBreak/>
         <w:t>Find:</w:t>
       </w:r>
     </w:p>
     <w:p>
-      <w:r>
-        <w:lastRenderedPageBreak/>
+      <w:pPr>
+        <w:rPr>
+          <w:rFonts w:ascii="Times New Roman" w:hAnsi="Times New Roman" w:cs="Times New Roman"/>
+        </w:rPr>
+      </w:pPr>
+      <w:r>
+        <w:rPr>
+          <w:rFonts w:ascii="Times New Roman" w:hAnsi="Times New Roman" w:cs="Times New Roman"/>
+        </w:rPr>
         <w:t>INSTALLED_APPS = [</w:t>
       </w:r>
     </w:p>
     <w:p>
-      <w:r>
+      <w:pPr>
+        <w:rPr>
+          <w:rFonts w:ascii="Times New Roman" w:hAnsi="Times New Roman" w:cs="Times New Roman"/>
+        </w:rPr>
+      </w:pPr>
+      <w:r>
+        <w:rPr>
+          <w:rFonts w:ascii="Times New Roman" w:hAnsi="Times New Roman" w:cs="Times New Roman"/>
+        </w:rPr>
         <w:t xml:space="preserve">    '</w:t>
       </w:r>
       <w:proofErr w:type="spellStart"/>
+      <w:r>
+        <w:rPr>
+          <w:rFonts w:ascii="Times New Roman" w:hAnsi="Times New Roman" w:cs="Times New Roman"/>
+        </w:rPr>
+        <w:t>django.contrib.admin</w:t>
+      </w:r>
+      <w:proofErr w:type="spellEnd"/>
+      <w:r>
+        <w:rPr>
+          <w:rFonts w:ascii="Times New Roman" w:hAnsi="Times New Roman" w:cs="Times New Roman"/>
+        </w:rPr>
+        <w:t>',</w:t>
+      </w:r>
+    </w:p>
+    <w:p>
+      <w:pPr>
+        <w:rPr>
+          <w:rFonts w:ascii="Times New Roman" w:hAnsi="Times New Roman" w:cs="Times New Roman"/>
+        </w:rPr>
+      </w:pPr>
+      <w:r>
+        <w:rPr>
+          <w:rFonts w:ascii="Times New Roman" w:hAnsi="Times New Roman" w:cs="Times New Roman"/>
+        </w:rPr>
+        <w:t xml:space="preserve">    '</w:t>
+      </w:r>
+      <w:proofErr w:type="spellStart"/>
+      <w:r>
+        <w:rPr>
+          <w:rFonts w:ascii="Times New Roman" w:hAnsi="Times New Roman" w:cs="Times New Roman"/>
+        </w:rPr>
+        <w:t>django.contrib.auth</w:t>
+      </w:r>
+      <w:proofErr w:type="spellEnd"/>
+      <w:r>
+        <w:rPr>
+          <w:rFonts w:ascii="Times New Roman" w:hAnsi="Times New Roman" w:cs="Times New Roman"/>
+        </w:rPr>
+        <w:t>',</w:t>
+      </w:r>
+    </w:p>
+    <w:p>
+      <w:pPr>
+        <w:rPr>
+          <w:rFonts w:ascii="Times New Roman" w:hAnsi="Times New Roman" w:cs="Times New Roman"/>
+        </w:rPr>
+      </w:pPr>
+      <w:r>
+        <w:rPr>
+          <w:rFonts w:ascii="Times New Roman" w:hAnsi="Times New Roman" w:cs="Times New Roman"/>
+        </w:rPr>
+        <w:t xml:space="preserve">    '</w:t>
+      </w:r>
+      <w:proofErr w:type="spellStart"/>
+      <w:r>
+        <w:rPr>
+          <w:rFonts w:ascii="Times New Roman" w:hAnsi="Times New Roman" w:cs="Times New Roman"/>
+        </w:rPr>
+        <w:t>django.contrib.contenttypes</w:t>
+      </w:r>
+      <w:proofErr w:type="spellEnd"/>
+      <w:r>
+        <w:rPr>
+          <w:rFonts w:ascii="Times New Roman" w:hAnsi="Times New Roman" w:cs="Times New Roman"/>
+        </w:rPr>
+        <w:t>',</w:t>
+      </w:r>
+    </w:p>
+    <w:p>
+      <w:pPr>
+        <w:rPr>
+          <w:rFonts w:ascii="Times New Roman" w:hAnsi="Times New Roman" w:cs="Times New Roman"/>
+        </w:rPr>
+      </w:pPr>
+      <w:r>
+        <w:rPr>
+          <w:rFonts w:ascii="Times New Roman" w:hAnsi="Times New Roman" w:cs="Times New Roman"/>
+        </w:rPr>
+        <w:t xml:space="preserve">    '</w:t>
+      </w:r>
+      <w:proofErr w:type="spellStart"/>
+      <w:r>
+        <w:rPr>
+          <w:rFonts w:ascii="Times New Roman" w:hAnsi="Times New Roman" w:cs="Times New Roman"/>
+        </w:rPr>
+        <w:t>django.contrib.sessions</w:t>
+      </w:r>
+      <w:proofErr w:type="spellEnd"/>
+      <w:r>
+        <w:rPr>
+          <w:rFonts w:ascii="Times New Roman" w:hAnsi="Times New Roman" w:cs="Times New Roman"/>
+        </w:rPr>
+        <w:t>',</w:t>
+      </w:r>
+    </w:p>
+    <w:p>
+      <w:pPr>
+        <w:rPr>
+          <w:rFonts w:ascii="Times New Roman" w:hAnsi="Times New Roman" w:cs="Times New Roman"/>
+        </w:rPr>
+      </w:pPr>
+      <w:r>
+        <w:rPr>
+          <w:rFonts w:ascii="Times New Roman" w:hAnsi="Times New Roman" w:cs="Times New Roman"/>
+        </w:rPr>
+        <w:t xml:space="preserve">    '</w:t>
+      </w:r>
+      <w:proofErr w:type="spellStart"/>
+      <w:r>
+        <w:rPr>
+          <w:rFonts w:ascii="Times New Roman" w:hAnsi="Times New Roman" w:cs="Times New Roman"/>
+        </w:rPr>
+        <w:t>django.contrib.messages</w:t>
+      </w:r>
+      <w:proofErr w:type="spellEnd"/>
+      <w:r>
+        <w:rPr>
+          <w:rFonts w:ascii="Times New Roman" w:hAnsi="Times New Roman" w:cs="Times New Roman"/>
+        </w:rPr>
+        <w:t>',</w:t>
+      </w:r>
+    </w:p>
+    <w:p>
+      <w:pPr>
+        <w:rPr>
+          <w:rFonts w:ascii="Times New Roman" w:hAnsi="Times New Roman" w:cs="Times New Roman"/>
+        </w:rPr>
+      </w:pPr>
+      <w:r>
+        <w:rPr>
+          <w:rFonts w:ascii="Times New Roman" w:hAnsi="Times New Roman" w:cs="Times New Roman"/>
+        </w:rPr>
+        <w:t xml:space="preserve">    '</w:t>
+      </w:r>
+      <w:proofErr w:type="spellStart"/>
+      <w:r>
+        <w:rPr>
+          <w:rFonts w:ascii="Times New Roman" w:hAnsi="Times New Roman" w:cs="Times New Roman"/>
+        </w:rPr>
+        <w:t>django.contrib.staticfiles</w:t>
+      </w:r>
+      <w:proofErr w:type="spellEnd"/>
+      <w:r>
+        <w:rPr>
+          <w:rFonts w:ascii="Times New Roman" w:hAnsi="Times New Roman" w:cs="Times New Roman"/>
+        </w:rPr>
+        <w:t>',</w:t>
+      </w:r>
+    </w:p>
+    <w:p>
+      <w:pPr>
+        <w:rPr>
+          <w:rFonts w:ascii="Times New Roman" w:hAnsi="Times New Roman" w:cs="Times New Roman"/>
+        </w:rPr>
+      </w:pPr>
+      <w:r>
+        <w:rPr>
+          <w:rFonts w:ascii="Times New Roman" w:hAnsi="Times New Roman" w:cs="Times New Roman"/>
+        </w:rPr>
+        <w:t>]</w:t>
+      </w:r>
+    </w:p>
+    <w:p>
+      <w:pPr>
+        <w:rPr>
+          <w:rFonts w:ascii="Times New Roman" w:hAnsi="Times New Roman" w:cs="Times New Roman"/>
+        </w:rPr>
+      </w:pPr>
+      <w:r>
+        <w:rPr>
+          <w:rFonts w:ascii="Times New Roman" w:hAnsi="Times New Roman" w:cs="Times New Roman"/>
+        </w:rPr>
+        <w:t xml:space="preserve">Add </w:t>
+      </w:r>
+      <w:proofErr w:type="spellStart"/>
+      <w:r>
+        <w:rPr>
+          <w:rFonts w:ascii="Times New Roman" w:hAnsi="Times New Roman" w:cs="Times New Roman"/>
+          <w:b/>
+          <w:bCs/>
+        </w:rPr>
+        <w:t>rest_framework</w:t>
+      </w:r>
+      <w:proofErr w:type="spellEnd"/>
+      <w:r>
+        <w:rPr>
+          <w:rFonts w:ascii="Times New Roman" w:hAnsi="Times New Roman" w:cs="Times New Roman"/>
+        </w:rPr>
+        <w:t xml:space="preserve"> and your app (later):</w:t>
+      </w:r>
+    </w:p>
+    <w:p>
+      <w:pPr>
+        <w:rPr>
+          <w:rFonts w:ascii="Times New Roman" w:hAnsi="Times New Roman" w:cs="Times New Roman"/>
+        </w:rPr>
+      </w:pPr>
+      <w:r>
+        <w:rPr>
+          <w:rFonts w:ascii="Times New Roman" w:hAnsi="Times New Roman" w:cs="Times New Roman"/>
+        </w:rPr>
+        <w:t>INSTALLED_APPS = [</w:t>
+      </w:r>
+    </w:p>
+    <w:p>
+      <w:pPr>
+        <w:rPr>
+          <w:rFonts w:ascii="Times New Roman" w:hAnsi="Times New Roman" w:cs="Times New Roman"/>
+        </w:rPr>
+      </w:pPr>
+      <w:r>
+        <w:rPr>
+          <w:rFonts w:ascii="Times New Roman" w:hAnsi="Times New Roman" w:cs="Times New Roman"/>
+        </w:rPr>
+        <w:t xml:space="preserve">    '</w:t>
+      </w:r>
+      <w:proofErr w:type="spellStart"/>
+      <w:r>
+        <w:rPr>
+          <w:rFonts w:ascii="Times New Roman" w:hAnsi="Times New Roman" w:cs="Times New Roman"/>
+        </w:rPr>
+        <w:t>django.contrib.admin</w:t>
+      </w:r>
+      <w:proofErr w:type="spellEnd"/>
+      <w:r>
+        <w:rPr>
+          <w:rFonts w:ascii="Times New Roman" w:hAnsi="Times New Roman" w:cs="Times New Roman"/>
+        </w:rPr>
+        <w:t>',</w:t>
+      </w:r>
+    </w:p>
+    <w:p>
+      <w:pPr>
+        <w:rPr>
+          <w:rFonts w:ascii="Times New Roman" w:hAnsi="Times New Roman" w:cs="Times New Roman"/>
+        </w:rPr>
+      </w:pPr>
+      <w:r>
+        <w:rPr>
+          <w:rFonts w:ascii="Times New Roman" w:hAnsi="Times New Roman" w:cs="Times New Roman"/>
+        </w:rPr>
+        <w:t xml:space="preserve">    '</w:t>
+      </w:r>
+      <w:proofErr w:type="spellStart"/>
+      <w:r>
+        <w:rPr>
+          <w:rFonts w:ascii="Times New Roman" w:hAnsi="Times New Roman" w:cs="Times New Roman"/>
+        </w:rPr>
+        <w:t>django.contrib.auth</w:t>
+      </w:r>
+      <w:proofErr w:type="spellEnd"/>
+      <w:r>
+        <w:rPr>
+          <w:rFonts w:ascii="Times New Roman" w:hAnsi="Times New Roman" w:cs="Times New Roman"/>
+        </w:rPr>
+        <w:t>',</w:t>
+      </w:r>
+    </w:p>
+    <w:p>
+      <w:pPr>
+        <w:rPr>
+          <w:rFonts w:ascii="Times New Roman" w:hAnsi="Times New Roman" w:cs="Times New Roman"/>
+        </w:rPr>
+      </w:pPr>
+      <w:r>
+        <w:rPr>
+          <w:rFonts w:ascii="Times New Roman" w:hAnsi="Times New Roman" w:cs="Times New Roman"/>
+        </w:rPr>
+        <w:t xml:space="preserve">    '</w:t>
+      </w:r>
+      <w:proofErr w:type="spellStart"/>
+      <w:r>
+        <w:rPr>
+          <w:rFonts w:ascii="Times New Roman" w:hAnsi="Times New Roman" w:cs="Times New Roman"/>
+        </w:rPr>
+        <w:t>django.contrib.contenttypes</w:t>
+      </w:r>
+      <w:proofErr w:type="spellEnd"/>
+      <w:r>
+        <w:rPr>
+          <w:rFonts w:ascii="Times New Roman" w:hAnsi="Times New Roman" w:cs="Times New Roman"/>
+        </w:rPr>
+        <w:t>',</w:t>
+      </w:r>
+    </w:p>
+    <w:p>
+      <w:pPr>
+        <w:rPr>
+          <w:rFonts w:ascii="Times New Roman" w:hAnsi="Times New Roman" w:cs="Times New Roman"/>
+        </w:rPr>
+      </w:pPr>
+      <w:r>
+        <w:rPr>
+          <w:rFonts w:ascii="Times New Roman" w:hAnsi="Times New Roman" w:cs="Times New Roman"/>
+        </w:rPr>
+        <w:t xml:space="preserve">    '</w:t>
+      </w:r>
+      <w:proofErr w:type="spellStart"/>
+      <w:r>
+        <w:rPr>
+          <w:rFonts w:ascii="Times New Roman" w:hAnsi="Times New Roman" w:cs="Times New Roman"/>
+        </w:rPr>
+        <w:t>django.contrib.sessions</w:t>
+      </w:r>
+      <w:proofErr w:type="spellEnd"/>
+      <w:r>
+        <w:rPr>
+          <w:rFonts w:ascii="Times New Roman" w:hAnsi="Times New Roman" w:cs="Times New Roman"/>
+        </w:rPr>
+        <w:t>',</w:t>
+      </w:r>
+    </w:p>
+    <w:p>
+      <w:pPr>
+        <w:rPr>
+          <w:rFonts w:ascii="Times New Roman" w:hAnsi="Times New Roman" w:cs="Times New Roman"/>
+        </w:rPr>
+      </w:pPr>
+      <w:r>
+        <w:rPr>
+          <w:rFonts w:ascii="Times New Roman" w:hAnsi="Times New Roman" w:cs="Times New Roman"/>
+        </w:rPr>
+        <w:t xml:space="preserve">    '</w:t>
+      </w:r>
+      <w:proofErr w:type="spellStart"/>
+      <w:r>
+        <w:rPr>
+          <w:rFonts w:ascii="Times New Roman" w:hAnsi="Times New Roman" w:cs="Times New Roman"/>
+        </w:rPr>
+        <w:t>django.contrib.messages</w:t>
+      </w:r>
+      <w:proofErr w:type="spellEnd"/>
+      <w:r>
+        <w:rPr>
+          <w:rFonts w:ascii="Times New Roman" w:hAnsi="Times New Roman" w:cs="Times New Roman"/>
+        </w:rPr>
+        <w:t>',</w:t>
+      </w:r>
+    </w:p>
+    <w:p>
+      <w:pPr>
+        <w:rPr>
+          <w:rFonts w:ascii="Times New Roman" w:hAnsi="Times New Roman" w:cs="Times New Roman"/>
+        </w:rPr>
+      </w:pPr>
+      <w:r>
+        <w:rPr>
+          <w:rFonts w:ascii="Times New Roman" w:hAnsi="Times New Roman" w:cs="Times New Roman"/>
+        </w:rPr>
+        <w:t xml:space="preserve">    '</w:t>
+      </w:r>
+      <w:proofErr w:type="spellStart"/>
+      <w:r>
+        <w:rPr>
+          <w:rFonts w:ascii="Times New Roman" w:hAnsi="Times New Roman" w:cs="Times New Roman"/>
+        </w:rPr>
+        <w:t>django.contrib.staticfiles</w:t>
+      </w:r>
+      <w:proofErr w:type="spellEnd"/>
+      <w:r>
+        <w:rPr>
+          <w:rFonts w:ascii="Times New Roman" w:hAnsi="Times New Roman" w:cs="Times New Roman"/>
+        </w:rPr>
+        <w:t>',</w:t>
+      </w:r>
+    </w:p>
+    <w:p>
+      <w:pPr>
+        <w:rPr>
+          <w:rFonts w:ascii="Times New Roman" w:hAnsi="Times New Roman" w:cs="Times New Roman"/>
+        </w:rPr>
+      </w:pPr>
+    </w:p>
+    <w:p>
+      <w:pPr>
+        <w:rPr>
+          <w:rFonts w:ascii="Times New Roman" w:hAnsi="Times New Roman" w:cs="Times New Roman"/>
+        </w:rPr>
+      </w:pPr>
+      <w:r>
+        <w:rPr>
+          <w:rFonts w:ascii="Times New Roman" w:hAnsi="Times New Roman" w:cs="Times New Roman"/>
+        </w:rPr>
+        <w:t xml:space="preserve">    '</w:t>
+      </w:r>
+      <w:proofErr w:type="spellStart"/>
+      <w:r>
+        <w:rPr>
+          <w:rFonts w:ascii="Times New Roman" w:hAnsi="Times New Roman" w:cs="Times New Roman"/>
+        </w:rPr>
+        <w:t>rest_framework</w:t>
+      </w:r>
+      <w:proofErr w:type="spellEnd"/>
+      <w:r>
+        <w:rPr>
+          <w:rFonts w:ascii="Times New Roman" w:hAnsi="Times New Roman" w:cs="Times New Roman"/>
+        </w:rPr>
+        <w:t>',</w:t>
+      </w:r>
+    </w:p>
+    <w:p>
+      <w:pPr>
+        <w:rPr>
+          <w:rFonts w:ascii="Times New Roman" w:hAnsi="Times New Roman" w:cs="Times New Roman"/>
+        </w:rPr>
+      </w:pPr>
+      <w:r>
+        <w:rPr>
+          <w:rFonts w:ascii="Times New Roman" w:hAnsi="Times New Roman" w:cs="Times New Roman"/>
+        </w:rPr>
+        <w:t>]</w:t>
+      </w:r>
+    </w:p>
+    <w:p>
+      <w:pPr>
+        <w:rPr>
+          <w:rFonts w:ascii="Times New Roman" w:hAnsi="Times New Roman" w:cs="Times New Roman"/>
+          <w:b/>
+          <w:bCs/>
+        </w:rPr>
+      </w:pPr>
+      <w:r>
+        <w:rPr>
+          <w:rFonts w:ascii="Times New Roman" w:hAnsi="Times New Roman" w:cs="Times New Roman"/>
+          <w:b/>
+          <w:bCs/>
+        </w:rPr>
+        <w:t>5️</w:t>
+      </w:r>
+      <w:r>
+        <w:rPr>
+          <w:rFonts w:ascii="Segoe UI Symbol" w:hAnsi="Segoe UI Symbol" w:cs="Segoe UI Symbol"/>
+          <w:b/>
+          <w:bCs/>
+        </w:rPr>
+        <w:t>⃣</w:t>
+      </w:r>
+      <w:r>
+        <w:rPr>
+          <w:rFonts w:ascii="Times New Roman" w:hAnsi="Times New Roman" w:cs="Times New Roman"/>
+          <w:b/>
+          <w:bCs/>
+        </w:rPr>
+        <w:t xml:space="preserve"> Create the new Django app for chats</w:t>
+      </w:r>
+    </w:p>
+    <w:p>
+      <w:pPr>
+        <w:rPr>
+          <w:rFonts w:ascii="Times New Roman" w:hAnsi="Times New Roman" w:cs="Times New Roman"/>
+        </w:rPr>
+      </w:pPr>
+      <w:r>
+        <w:rPr>
+          <w:rFonts w:ascii="Times New Roman" w:hAnsi="Times New Roman" w:cs="Times New Roman"/>
+        </w:rPr>
+        <w:t>Move inside the project root:</w:t>
+      </w:r>
+    </w:p>
+    <w:p>
+      <w:pPr>
+        <w:rPr>
+          <w:rFonts w:ascii="Times New Roman" w:hAnsi="Times New Roman" w:cs="Times New Roman"/>
+        </w:rPr>
+      </w:pPr>
+      <w:r>
+        <w:rPr>
+          <w:rFonts w:ascii="Times New Roman" w:hAnsi="Times New Roman" w:cs="Times New Roman"/>
+        </w:rPr>
+        <w:t xml:space="preserve">cd </w:t>
+      </w:r>
+      <w:proofErr w:type="spellStart"/>
+      <w:r>
+        <w:rPr>
+          <w:rFonts w:ascii="Times New Roman" w:hAnsi="Times New Roman" w:cs="Times New Roman"/>
+        </w:rPr>
+        <w:t>messaging_app</w:t>
+      </w:r>
+      <w:proofErr w:type="spellEnd"/>
+    </w:p>
+    <w:p>
+      <w:pPr>
+        <w:rPr>
+          <w:rFonts w:ascii="Times New Roman" w:hAnsi="Times New Roman" w:cs="Times New Roman"/>
+        </w:rPr>
+      </w:pPr>
+      <w:r>
+        <w:rPr>
+          <w:rFonts w:ascii="Times New Roman" w:hAnsi="Times New Roman" w:cs="Times New Roman"/>
+        </w:rPr>
+        <w:t>Run:</w:t>
+      </w:r>
+    </w:p>
+    <w:p>
+      <w:pPr>
+        <w:rPr>
+          <w:rFonts w:ascii="Times New Roman" w:hAnsi="Times New Roman" w:cs="Times New Roman"/>
+        </w:rPr>
+      </w:pPr>
+      <w:r>
+        <w:rPr>
+          <w:rFonts w:ascii="Times New Roman" w:hAnsi="Times New Roman" w:cs="Times New Roman"/>
+        </w:rPr>
+        <w:t xml:space="preserve">python manage.py </w:t>
+      </w:r>
+      <w:proofErr w:type="spellStart"/>
+      <w:r>
+        <w:rPr>
+          <w:rFonts w:ascii="Times New Roman" w:hAnsi="Times New Roman" w:cs="Times New Roman"/>
+        </w:rPr>
+        <w:t>startapp</w:t>
+      </w:r>
+      <w:proofErr w:type="spellEnd"/>
+      <w:r>
+        <w:rPr>
+          <w:rFonts w:ascii="Times New Roman" w:hAnsi="Times New Roman" w:cs="Times New Roman"/>
+        </w:rPr>
+        <w:t xml:space="preserve"> chats</w:t>
+      </w:r>
+    </w:p>
+    <w:p>
+      <w:pPr>
+        <w:rPr>
+          <w:rFonts w:ascii="Times New Roman" w:hAnsi="Times New Roman" w:cs="Times New Roman"/>
+        </w:rPr>
+      </w:pPr>
+      <w:r>
+        <w:rPr>
+          <w:rFonts w:ascii="Times New Roman" w:hAnsi="Times New Roman" w:cs="Times New Roman"/>
+        </w:rPr>
+        <w:t>This creates:</w:t>
+      </w:r>
+    </w:p>
+    <w:p>
+      <w:pPr>
+        <w:rPr>
+          <w:rFonts w:ascii="Times New Roman" w:hAnsi="Times New Roman" w:cs="Times New Roman"/>
+        </w:rPr>
+      </w:pPr>
+      <w:proofErr w:type="spellStart"/>
+      <w:r>
+        <w:rPr>
+          <w:rFonts w:ascii="Times New Roman" w:hAnsi="Times New Roman" w:cs="Times New Roman"/>
+        </w:rPr>
+        <w:t>messaging_app</w:t>
+      </w:r>
+      <w:proofErr w:type="spellEnd"/>
+      <w:r>
+        <w:rPr>
+          <w:rFonts w:ascii="Times New Roman" w:hAnsi="Times New Roman" w:cs="Times New Roman"/>
+        </w:rPr>
+        <w:t>/</w:t>
+      </w:r>
+    </w:p>
+    <w:p>
+      <w:pPr>
+        <w:rPr>
+          <w:rFonts w:ascii="Times New Roman" w:hAnsi="Times New Roman" w:cs="Times New Roman"/>
+        </w:rPr>
+      </w:pPr>
+      <w:r>
+        <w:rPr>
+          <w:rFonts w:ascii="Times New Roman" w:hAnsi="Times New Roman" w:cs="Times New Roman"/>
+        </w:rPr>
+        <w:t>│   manage.py</w:t>
+      </w:r>
+    </w:p>
+    <w:p>
+      <w:pPr>
+        <w:rPr>
+          <w:rFonts w:ascii="Times New Roman" w:hAnsi="Times New Roman" w:cs="Times New Roman"/>
+        </w:rPr>
+      </w:pPr>
+      <w:r>
+        <w:rPr>
+          <w:rFonts w:ascii="Times New Roman" w:hAnsi="Times New Roman" w:cs="Times New Roman"/>
+        </w:rPr>
+        <w:t>│</w:t>
+      </w:r>
+    </w:p>
+    <w:p>
+      <w:pPr>
+        <w:rPr>
+          <w:rFonts w:ascii="Times New Roman" w:hAnsi="Times New Roman" w:cs="Times New Roman"/>
+        </w:rPr>
+      </w:pPr>
+      <w:r>
+        <w:rPr>
+          <w:rFonts w:ascii="Times New Roman" w:hAnsi="Times New Roman" w:cs="Times New Roman"/>
+        </w:rPr>
+        <w:t>└───chats/</w:t>
+      </w:r>
+    </w:p>
+    <w:p>
+      <w:pPr>
+        <w:rPr>
+          <w:rFonts w:ascii="Times New Roman" w:hAnsi="Times New Roman" w:cs="Times New Roman"/>
+        </w:rPr>
+      </w:pPr>
+      <w:r>
+        <w:rPr>
+          <w:rFonts w:ascii="Times New Roman" w:hAnsi="Times New Roman" w:cs="Times New Roman"/>
+        </w:rPr>
+        <w:t xml:space="preserve">    │   apps.py</w:t>
+      </w:r>
+    </w:p>
+    <w:p>
+      <w:pPr>
+        <w:rPr>
+          <w:rFonts w:ascii="Times New Roman" w:hAnsi="Times New Roman" w:cs="Times New Roman"/>
+        </w:rPr>
+      </w:pPr>
+      <w:r>
+        <w:rPr>
+          <w:rFonts w:ascii="Times New Roman" w:hAnsi="Times New Roman" w:cs="Times New Roman"/>
+        </w:rPr>
+        <w:t xml:space="preserve">    │   views.py</w:t>
+      </w:r>
+    </w:p>
+    <w:p>
+      <w:pPr>
+        <w:rPr>
+          <w:rFonts w:ascii="Times New Roman" w:hAnsi="Times New Roman" w:cs="Times New Roman"/>
+        </w:rPr>
+      </w:pPr>
+      <w:r>
+        <w:rPr>
+          <w:rFonts w:ascii="Times New Roman" w:hAnsi="Times New Roman" w:cs="Times New Roman"/>
+        </w:rPr>
+        <w:t xml:space="preserve">    │   models.py</w:t>
+      </w:r>
+    </w:p>
+    <w:p>
+      <w:pPr>
+        <w:rPr>
+          <w:rFonts w:ascii="Times New Roman" w:hAnsi="Times New Roman" w:cs="Times New Roman"/>
+        </w:rPr>
+      </w:pPr>
+      <w:r>
+        <w:rPr>
+          <w:rFonts w:ascii="Times New Roman" w:hAnsi="Times New Roman" w:cs="Times New Roman"/>
+        </w:rPr>
+        <w:t xml:space="preserve">    │   admin.py</w:t>
+      </w:r>
+    </w:p>
+    <w:p>
+      <w:pPr>
+        <w:rPr>
+          <w:rFonts w:ascii="Times New Roman" w:hAnsi="Times New Roman" w:cs="Times New Roman"/>
+        </w:rPr>
+      </w:pPr>
+      <w:r>
+        <w:rPr>
+          <w:rFonts w:ascii="Times New Roman" w:hAnsi="Times New Roman" w:cs="Times New Roman"/>
+        </w:rPr>
+        <w:t xml:space="preserve">    │   tests.py</w:t>
+      </w:r>
+    </w:p>
+    <w:p>
+      <w:pPr>
+        <w:rPr>
+          <w:rFonts w:ascii="Times New Roman" w:hAnsi="Times New Roman" w:cs="Times New Roman"/>
+        </w:rPr>
+      </w:pPr>
+      <w:r>
+        <w:rPr>
+          <w:rFonts w:ascii="Times New Roman" w:hAnsi="Times New Roman" w:cs="Times New Roman"/>
+        </w:rPr>
+        <w:t xml:space="preserve">    │   __init__.py</w:t>
+      </w:r>
+    </w:p>
+    <w:p>
+      <w:pPr>
+        <w:rPr>
+          <w:rFonts w:ascii="Times New Roman" w:hAnsi="Times New Roman" w:cs="Times New Roman"/>
+          <w:b/>
+          <w:bCs/>
+        </w:rPr>
+      </w:pPr>
+      <w:r>
+        <w:rPr>
+          <w:rFonts w:ascii="Times New Roman" w:hAnsi="Times New Roman" w:cs="Times New Roman"/>
+          <w:b/>
+          <w:bCs/>
+        </w:rPr>
+        <w:t>6️</w:t>
+      </w:r>
+      <w:r>
+        <w:rPr>
+          <w:rFonts w:ascii="Segoe UI Symbol" w:hAnsi="Segoe UI Symbol" w:cs="Segoe UI Symbol"/>
+          <w:b/>
+          <w:bCs/>
+        </w:rPr>
+        <w:t>⃣</w:t>
+      </w:r>
+      <w:r>
+        <w:rPr>
+          <w:rFonts w:ascii="Times New Roman" w:hAnsi="Times New Roman" w:cs="Times New Roman"/>
+          <w:b/>
+          <w:bCs/>
+        </w:rPr>
+        <w:t xml:space="preserve"> Add the chats app to settings.py</w:t>
+      </w:r>
+    </w:p>
+    <w:p>
+      <w:pPr>
+        <w:rPr>
+          <w:rFonts w:ascii="Times New Roman" w:hAnsi="Times New Roman" w:cs="Times New Roman"/>
+        </w:rPr>
+      </w:pPr>
+      <w:r>
+        <w:rPr>
+          <w:rFonts w:ascii="Times New Roman" w:hAnsi="Times New Roman" w:cs="Times New Roman"/>
+        </w:rPr>
+        <w:t>Open:</w:t>
+      </w:r>
+    </w:p>
+    <w:p>
+      <w:pPr>
+        <w:rPr>
+          <w:rFonts w:ascii="Times New Roman" w:hAnsi="Times New Roman" w:cs="Times New Roman"/>
+        </w:rPr>
+      </w:pPr>
+      <w:r>
+        <w:rPr>
+          <w:rFonts w:ascii="Times New Roman" w:hAnsi="Times New Roman" w:cs="Times New Roman"/>
+        </w:rPr>
+        <w:t>messaging_app/messaging_app/settings.py</w:t>
+      </w:r>
+    </w:p>
+    <w:p>
+      <w:pPr>
+        <w:rPr>
+          <w:rFonts w:ascii="Times New Roman" w:hAnsi="Times New Roman" w:cs="Times New Roman"/>
+        </w:rPr>
+      </w:pPr>
+      <w:r>
+        <w:rPr>
+          <w:rFonts w:ascii="Times New Roman" w:hAnsi="Times New Roman" w:cs="Times New Roman"/>
+        </w:rPr>
+        <w:t>and add:</w:t>
+      </w:r>
+    </w:p>
+    <w:p>
+      <w:pPr>
+        <w:rPr>
+          <w:rFonts w:ascii="Times New Roman" w:hAnsi="Times New Roman" w:cs="Times New Roman"/>
+        </w:rPr>
+      </w:pPr>
+      <w:r>
+        <w:rPr>
+          <w:rFonts w:ascii="Times New Roman" w:hAnsi="Times New Roman" w:cs="Times New Roman"/>
+        </w:rPr>
+        <w:t>INSTALLED_APPS = [</w:t>
+      </w:r>
+    </w:p>
+    <w:p>
+      <w:pPr>
+        <w:rPr>
+          <w:rFonts w:ascii="Times New Roman" w:hAnsi="Times New Roman" w:cs="Times New Roman"/>
+        </w:rPr>
+      </w:pPr>
+      <w:r>
+        <w:rPr>
+          <w:rFonts w:ascii="Times New Roman" w:hAnsi="Times New Roman" w:cs="Times New Roman"/>
+        </w:rPr>
+        <w:t xml:space="preserve">    ...</w:t>
+      </w:r>
+    </w:p>
+    <w:p>
+      <w:pPr>
+        <w:rPr>
+          <w:rFonts w:ascii="Times New Roman" w:hAnsi="Times New Roman" w:cs="Times New Roman"/>
+        </w:rPr>
+      </w:pPr>
+      <w:r>
+        <w:rPr>
+          <w:rFonts w:ascii="Times New Roman" w:hAnsi="Times New Roman" w:cs="Times New Roman"/>
+        </w:rPr>
+        <w:t xml:space="preserve">    '</w:t>
+      </w:r>
+      <w:proofErr w:type="spellStart"/>
+      <w:r>
+        <w:rPr>
+          <w:rFonts w:ascii="Times New Roman" w:hAnsi="Times New Roman" w:cs="Times New Roman"/>
+        </w:rPr>
+        <w:t>rest_framework</w:t>
+      </w:r>
+      <w:proofErr w:type="spellEnd"/>
+      <w:r>
+        <w:rPr>
+          <w:rFonts w:ascii="Times New Roman" w:hAnsi="Times New Roman" w:cs="Times New Roman"/>
+        </w:rPr>
+        <w:t>',</w:t>
+      </w:r>
+    </w:p>
+    <w:p>
+      <w:pPr>
+        <w:rPr>
+          <w:rFonts w:ascii="Times New Roman" w:hAnsi="Times New Roman" w:cs="Times New Roman"/>
+        </w:rPr>
+      </w:pPr>
+      <w:r>
+        <w:rPr>
+          <w:rFonts w:ascii="Times New Roman" w:hAnsi="Times New Roman" w:cs="Times New Roman"/>
+        </w:rPr>
+        <w:t xml:space="preserve">    'chats',</w:t>
+      </w:r>
+    </w:p>
+    <w:p>
+      <w:pPr>
+        <w:rPr>
+          <w:rFonts w:ascii="Times New Roman" w:hAnsi="Times New Roman" w:cs="Times New Roman"/>
+        </w:rPr>
+      </w:pPr>
+      <w:r>
+        <w:rPr>
+          <w:rFonts w:ascii="Times New Roman" w:hAnsi="Times New Roman" w:cs="Times New Roman"/>
+        </w:rPr>
+        <w:t>]</w:t>
+      </w:r>
+    </w:p>
+    <w:p>
+      <w:pPr>
+        <w:rPr>
+          <w:rFonts w:ascii="Times New Roman" w:hAnsi="Times New Roman" w:cs="Times New Roman"/>
+        </w:rPr>
+      </w:pPr>
+      <w:r>
+        <w:rPr>
+          <w:rFonts w:ascii="Times New Roman" w:hAnsi="Times New Roman" w:cs="Times New Roman"/>
+          <w:b/>
+          <w:bCs/>
+        </w:rPr>
+        <w:t>7️</w:t>
+      </w:r>
+      <w:r>
+        <w:rPr>
+          <w:rFonts w:ascii="Segoe UI Symbol" w:hAnsi="Segoe UI Symbol" w:cs="Segoe UI Symbol"/>
+          <w:b/>
+          <w:bCs/>
+        </w:rPr>
+        <w:t>⃣</w:t>
+      </w:r>
+      <w:r>
+        <w:rPr>
+          <w:rFonts w:ascii="Times New Roman" w:hAnsi="Times New Roman" w:cs="Times New Roman"/>
+          <w:b/>
+          <w:bCs/>
+        </w:rPr>
+        <w:t xml:space="preserve"> Run migrations to confirm everything works, </w:t>
+      </w:r>
+      <w:r>
+        <w:rPr>
+          <w:rFonts w:ascii="Times New Roman" w:hAnsi="Times New Roman" w:cs="Times New Roman"/>
+        </w:rPr>
+        <w:t>python manage.py migrate</w:t>
+      </w:r>
+    </w:p>
+    <w:p>
+      <w:pPr>
+        <w:rPr>
+          <w:rFonts w:ascii="Times New Roman" w:hAnsi="Times New Roman" w:cs="Times New Roman"/>
+        </w:rPr>
+      </w:pPr>
+    </w:p>
+    <w:p>
+      <w:pPr>
+        <w:rPr>
+          <w:rFonts w:ascii="Times New Roman" w:hAnsi="Times New Roman" w:cs="Times New Roman"/>
+          <w:b/>
+          <w:bCs/>
+          <w:u w:val="single"/>
+          <w:lang w:val="en-KE"/>
+        </w:rPr>
+      </w:pPr>
+      <w:r>
+        <w:rPr>
+          <w:rFonts w:ascii="Times New Roman" w:hAnsi="Times New Roman" w:cs="Times New Roman"/>
+          <w:b/>
+          <w:bCs/>
+          <w:u w:val="single"/>
+          <w:lang w:val="en-KE"/>
+        </w:rPr>
+        <w:t>Tasks</w:t>
+      </w:r>
+    </w:p>
+    <w:p>
+      <w:pPr>
+        <w:rPr>
+          <w:rFonts w:ascii="Times New Roman" w:hAnsi="Times New Roman" w:cs="Times New Roman"/>
+          <w:b/>
+          <w:bCs/>
+          <w:u w:val="single"/>
+          <w:lang w:val="en-KE"/>
+        </w:rPr>
+      </w:pPr>
+      <w:r>
+        <w:rPr>
+          <w:rFonts w:ascii="Times New Roman" w:hAnsi="Times New Roman" w:cs="Times New Roman"/>
+          <w:b/>
+          <w:bCs/>
+          <w:u w:val="single"/>
+          <w:lang w:val="en-KE"/>
+        </w:rPr>
+        <w:t>Authentication and Permission in Enterprise Applications</w:t>
+      </w:r>
+    </w:p>
+    <w:p>
+      <w:pPr>
+        <w:rPr>
+          <w:rFonts w:ascii="Times New Roman" w:hAnsi="Times New Roman" w:cs="Times New Roman"/>
+          <w:b/>
+          <w:bCs/>
+          <w:lang w:val="en-KE"/>
+        </w:rPr>
+      </w:pPr>
+      <w:r>
+        <w:rPr>
+          <w:rFonts w:ascii="Times New Roman" w:hAnsi="Times New Roman" w:cs="Times New Roman"/>
+          <w:b/>
+          <w:bCs/>
+          <w:lang w:val="en-KE"/>
+        </w:rPr>
+        <w:t>0. Implement Authentication</w:t>
+      </w:r>
+    </w:p>
+    <w:p>
+      <w:pPr>
+        <w:rPr>
+          <w:rFonts w:ascii="Times New Roman" w:hAnsi="Times New Roman" w:cs="Times New Roman"/>
+          <w:lang w:val="en-KE"/>
+        </w:rPr>
+      </w:pPr>
+      <w:r>
+        <w:rPr>
+          <w:rFonts w:ascii="Times New Roman" w:hAnsi="Times New Roman" w:cs="Times New Roman"/>
+          <w:b/>
+          <w:bCs/>
+          <w:lang w:val="en-KE"/>
+        </w:rPr>
+        <w:t>mandatory</w:t>
+      </w:r>
+    </w:p>
+    <w:p>
+      <w:pPr>
+        <w:rPr>
+          <w:rFonts w:ascii="Times New Roman" w:hAnsi="Times New Roman" w:cs="Times New Roman"/>
+          <w:lang w:val="en-KE"/>
+        </w:rPr>
+      </w:pPr>
+      <w:r>
+        <w:rPr>
+          <w:rFonts w:ascii="Times New Roman" w:hAnsi="Times New Roman" w:cs="Times New Roman"/>
+          <w:b/>
+          <w:bCs/>
+          <w:lang w:val="en-KE"/>
+        </w:rPr>
+        <w:t>Objective:</w:t>
+      </w:r>
+      <w:r>
+        <w:rPr>
+          <w:rFonts w:ascii="Times New Roman" w:hAnsi="Times New Roman" w:cs="Times New Roman"/>
+          <w:lang w:val="en-KE"/>
+        </w:rPr>
+        <w:t> Add user authentication using JWT (JSON Web Tokens) or Session Authentication.</w:t>
+      </w:r>
+    </w:p>
+    <w:p>
+      <w:pPr>
+        <w:rPr>
+          <w:rFonts w:ascii="Times New Roman" w:hAnsi="Times New Roman" w:cs="Times New Roman"/>
+          <w:lang w:val="en-KE"/>
+        </w:rPr>
+      </w:pPr>
+      <w:r>
+        <w:rPr>
+          <w:rFonts w:ascii="Times New Roman" w:hAnsi="Times New Roman" w:cs="Times New Roman"/>
+          <w:b/>
+          <w:bCs/>
+          <w:lang w:val="en-KE"/>
+        </w:rPr>
+        <w:t>Instructions:</w:t>
+      </w:r>
+    </w:p>
+    <w:p>
+      <w:pPr>
+        <w:numPr>
+          <w:ilvl w:val="0"/>
+          <w:numId w:val="1"/>
+        </w:numPr>
+        <w:rPr>
+          <w:rFonts w:ascii="Times New Roman" w:hAnsi="Times New Roman" w:cs="Times New Roman"/>
+          <w:lang w:val="en-KE"/>
+        </w:rPr>
+      </w:pPr>
+      <w:r>
+        <w:rPr>
+          <w:rFonts w:ascii="Times New Roman" w:hAnsi="Times New Roman" w:cs="Times New Roman"/>
+          <w:lang w:val="en-KE"/>
+        </w:rPr>
+        <w:t>Install </w:t>
+      </w:r>
+      <w:proofErr w:type="spellStart"/>
+      <w:r>
+        <w:rPr>
+          <w:rFonts w:ascii="Times New Roman" w:hAnsi="Times New Roman" w:cs="Times New Roman"/>
+          <w:lang w:val="en-KE"/>
+        </w:rPr>
+        <w:t>djangorestframework-simplejwt</w:t>
+      </w:r>
+      <w:proofErr w:type="spellEnd"/>
+      <w:r>
+        <w:rPr>
+          <w:rFonts w:ascii="Times New Roman" w:hAnsi="Times New Roman" w:cs="Times New Roman"/>
+          <w:lang w:val="en-KE"/>
+        </w:rPr>
+        <w:t> for JWT Authentication.</w:t>
+      </w:r>
+    </w:p>
+    <w:p>
+      <w:pPr>
+        <w:numPr>
+          <w:ilvl w:val="0"/>
+          <w:numId w:val="1"/>
+        </w:numPr>
+        <w:rPr>
+          <w:rFonts w:ascii="Times New Roman" w:hAnsi="Times New Roman" w:cs="Times New Roman"/>
+          <w:lang w:val="en-KE"/>
+        </w:rPr>
+      </w:pPr>
+      <w:r>
+        <w:rPr>
+          <w:rFonts w:ascii="Times New Roman" w:hAnsi="Times New Roman" w:cs="Times New Roman"/>
+          <w:lang w:val="en-KE"/>
+        </w:rPr>
+        <w:t>Configure the authentication settings in the settings.py.</w:t>
+      </w:r>
+    </w:p>
+    <w:p>
+      <w:pPr>
+        <w:numPr>
+          <w:ilvl w:val="0"/>
+          <w:numId w:val="1"/>
+        </w:numPr>
+        <w:rPr>
+          <w:rFonts w:ascii="Times New Roman" w:hAnsi="Times New Roman" w:cs="Times New Roman"/>
+          <w:lang w:val="en-KE"/>
+        </w:rPr>
+      </w:pPr>
+      <w:r>
+        <w:rPr>
+          <w:rFonts w:ascii="Times New Roman" w:hAnsi="Times New Roman" w:cs="Times New Roman"/>
+          <w:lang w:val="en-KE"/>
+        </w:rPr>
+        <w:t>Ensure all users can access their own messages and conversations</w:t>
+      </w:r>
+    </w:p>
+    <w:p>
+      <w:pPr>
+        <w:rPr>
+          <w:rFonts w:ascii="Times New Roman" w:hAnsi="Times New Roman" w:cs="Times New Roman"/>
+          <w:lang w:val="en-KE"/>
+        </w:rPr>
+      </w:pPr>
+      <w:r>
+        <w:rPr>
+          <w:rFonts w:ascii="Times New Roman" w:hAnsi="Times New Roman" w:cs="Times New Roman"/>
+          <w:b/>
+          <w:bCs/>
+          <w:lang w:val="en-KE"/>
+        </w:rPr>
+        <w:t>Repo:</w:t>
+      </w:r>
+    </w:p>
+    <w:p>
+      <w:pPr>
+        <w:numPr>
+          <w:ilvl w:val="0"/>
+          <w:numId w:val="2"/>
+        </w:numPr>
+        <w:rPr>
+          <w:rFonts w:ascii="Times New Roman" w:hAnsi="Times New Roman" w:cs="Times New Roman"/>
+          <w:lang w:val="en-KE"/>
+        </w:rPr>
+      </w:pPr>
+      <w:r>
+        <w:rPr>
+          <w:rFonts w:ascii="Times New Roman" w:hAnsi="Times New Roman" w:cs="Times New Roman"/>
+          <w:lang w:val="en-KE"/>
+        </w:rPr>
+        <w:t>GitHub repository: </w:t>
+      </w:r>
+      <w:proofErr w:type="spellStart"/>
+      <w:r>
+        <w:rPr>
+          <w:rFonts w:ascii="Times New Roman" w:hAnsi="Times New Roman" w:cs="Times New Roman"/>
+          <w:lang w:val="en-KE"/>
+        </w:rPr>
+        <w:t>alx</w:t>
+      </w:r>
+      <w:proofErr w:type="spellEnd"/>
+      <w:r>
+        <w:rPr>
+          <w:rFonts w:ascii="Times New Roman" w:hAnsi="Times New Roman" w:cs="Times New Roman"/>
+          <w:lang w:val="en-KE"/>
+        </w:rPr>
+        <w:t>-backend-python</w:t>
+      </w:r>
+    </w:p>
+    <w:p>
+      <w:pPr>
+        <w:numPr>
+          <w:ilvl w:val="0"/>
+          <w:numId w:val="2"/>
+        </w:numPr>
+        <w:rPr>
+          <w:rFonts w:ascii="Times New Roman" w:hAnsi="Times New Roman" w:cs="Times New Roman"/>
+          <w:lang w:val="en-KE"/>
+        </w:rPr>
+      </w:pPr>
+      <w:r>
+        <w:rPr>
+          <w:rFonts w:ascii="Times New Roman" w:hAnsi="Times New Roman" w:cs="Times New Roman"/>
+          <w:lang w:val="en-KE"/>
+        </w:rPr>
+        <w:t>Directory: </w:t>
+      </w:r>
+      <w:proofErr w:type="spellStart"/>
+      <w:r>
+        <w:rPr>
+          <w:rFonts w:ascii="Times New Roman" w:hAnsi="Times New Roman" w:cs="Times New Roman"/>
+          <w:lang w:val="en-KE"/>
+        </w:rPr>
+        <w:t>messaging_app</w:t>
+      </w:r>
+      <w:proofErr w:type="spellEnd"/>
+    </w:p>
+    <w:p>
+      <w:pPr>
+        <w:numPr>
+          <w:ilvl w:val="0"/>
+          <w:numId w:val="2"/>
+        </w:numPr>
+        <w:rPr>
+          <w:rFonts w:ascii="Times New Roman" w:hAnsi="Times New Roman" w:cs="Times New Roman"/>
+          <w:lang w:val="en-KE"/>
+        </w:rPr>
+      </w:pPr>
+      <w:r>
+        <w:rPr>
+          <w:rFonts w:ascii="Times New Roman" w:hAnsi="Times New Roman" w:cs="Times New Roman"/>
+          <w:lang w:val="en-KE"/>
+        </w:rPr>
+        <w:t>File: </w:t>
+      </w:r>
+      <w:proofErr w:type="spellStart"/>
+      <w:r>
+        <w:rPr>
+          <w:rFonts w:ascii="Times New Roman" w:hAnsi="Times New Roman" w:cs="Times New Roman"/>
+          <w:lang w:val="en-KE"/>
+        </w:rPr>
+        <w:t>messaging_app</w:t>
+      </w:r>
+      <w:proofErr w:type="spellEnd"/>
+      <w:r>
+        <w:rPr>
+          <w:rFonts w:ascii="Times New Roman" w:hAnsi="Times New Roman" w:cs="Times New Roman"/>
+          <w:lang w:val="en-KE"/>
+        </w:rPr>
+        <w:t xml:space="preserve">/settings.py, </w:t>
+      </w:r>
+      <w:proofErr w:type="spellStart"/>
+      <w:r>
+        <w:rPr>
+          <w:rFonts w:ascii="Times New Roman" w:hAnsi="Times New Roman" w:cs="Times New Roman"/>
+          <w:lang w:val="en-KE"/>
+        </w:rPr>
+        <w:t>messaging_app</w:t>
+      </w:r>
+      <w:proofErr w:type="spellEnd"/>
+      <w:r>
+        <w:rPr>
+          <w:rFonts w:ascii="Times New Roman" w:hAnsi="Times New Roman" w:cs="Times New Roman"/>
+          <w:lang w:val="en-KE"/>
+        </w:rPr>
+        <w:t xml:space="preserve">/chats/auth.py, </w:t>
+      </w:r>
+      <w:proofErr w:type="spellStart"/>
+      <w:r>
+        <w:rPr>
+          <w:rFonts w:ascii="Times New Roman" w:hAnsi="Times New Roman" w:cs="Times New Roman"/>
+          <w:lang w:val="en-KE"/>
+        </w:rPr>
+        <w:t>messaging_app</w:t>
+      </w:r>
+      <w:proofErr w:type="spellEnd"/>
+      <w:r>
+        <w:rPr>
+          <w:rFonts w:ascii="Times New Roman" w:hAnsi="Times New Roman" w:cs="Times New Roman"/>
+          <w:lang w:val="en-KE"/>
+        </w:rPr>
+        <w:t>/urls.py, messaging_app/chats/permissions.py</w:t>
+      </w:r>
+    </w:p>
+    <w:p>
+      <w:pPr>
+        <w:rPr>
+          <w:rFonts w:ascii="Times New Roman" w:hAnsi="Times New Roman" w:cs="Times New Roman"/>
+          <w:lang w:val="en-KE"/>
+        </w:rPr>
+      </w:pPr>
+      <w:r>
+        <w:rPr>
+          <w:rFonts w:ascii="Times New Roman" w:hAnsi="Times New Roman" w:cs="Times New Roman"/>
+          <w:lang w:val="en-KE"/>
+        </w:rPr>
+        <w:t xml:space="preserve">pip install </w:t>
+      </w:r>
+      <w:proofErr w:type="spellStart"/>
+      <w:r>
+        <w:rPr>
+          <w:rFonts w:ascii="Times New Roman" w:hAnsi="Times New Roman" w:cs="Times New Roman"/>
+          <w:lang w:val="en-KE"/>
+        </w:rPr>
+        <w:t>djangorestframework-simplejwt</w:t>
+      </w:r>
+      <w:proofErr w:type="spellEnd"/>
+    </w:p>
+    <w:p>
+      <w:pPr>
+        <w:rPr>
+          <w:rFonts w:ascii="Times New Roman" w:hAnsi="Times New Roman" w:cs="Times New Roman"/>
+          <w:lang w:val="en-KE"/>
+        </w:rPr>
+      </w:pPr>
+      <w:r>
+        <w:rPr>
+          <w:rFonts w:ascii="Times New Roman" w:hAnsi="Times New Roman" w:cs="Times New Roman"/>
+          <w:lang w:val="en-KE"/>
+        </w:rPr>
+        <w:t xml:space="preserve">pip install </w:t>
+      </w:r>
+      <w:proofErr w:type="spellStart"/>
+      <w:r>
+        <w:rPr>
+          <w:rFonts w:ascii="Times New Roman" w:hAnsi="Times New Roman" w:cs="Times New Roman"/>
+          <w:lang w:val="en-KE"/>
+        </w:rPr>
+        <w:t>django</w:t>
+      </w:r>
+      <w:proofErr w:type="spellEnd"/>
+      <w:r>
+        <w:rPr>
+          <w:rFonts w:ascii="Times New Roman" w:hAnsi="Times New Roman" w:cs="Times New Roman"/>
+          <w:lang w:val="en-KE"/>
+        </w:rPr>
+        <w:t>-filter</w:t>
+      </w:r>
+    </w:p>
+    <w:p>
+      <w:pPr>
+        <w:rPr>
+          <w:rFonts w:ascii="Times New Roman" w:hAnsi="Times New Roman" w:cs="Times New Roman"/>
+          <w:lang w:val="en-KE"/>
+        </w:rPr>
+      </w:pPr>
+    </w:p>
+    <w:p>
+      <w:pPr>
+        <w:rPr>
+          <w:rFonts w:ascii="Times New Roman" w:hAnsi="Times New Roman" w:cs="Times New Roman"/>
+          <w:lang w:val="en-KE"/>
+        </w:rPr>
+      </w:pPr>
+    </w:p>
+    <w:p>
+      <w:pPr>
+        <w:rPr>
+          <w:rFonts w:ascii="Times New Roman" w:hAnsi="Times New Roman" w:cs="Times New Roman"/>
+          <w:lang w:val="en-KE"/>
+        </w:rPr>
+      </w:pPr>
+      <w:r>
+        <w:rPr>
+          <w:rFonts w:ascii="Times New Roman" w:hAnsi="Times New Roman" w:cs="Times New Roman"/>
+          <w:lang w:val="en-KE"/>
+        </w:rPr>
+        <w:t>1. Add Permissions</w:t>
+      </w:r>
+    </w:p>
+    <w:p>
+      <w:pPr>
+        <w:rPr>
+          <w:rFonts w:ascii="Times New Roman" w:hAnsi="Times New Roman" w:cs="Times New Roman"/>
+          <w:lang w:val="en-KE"/>
+        </w:rPr>
+      </w:pPr>
+      <w:r>
+        <w:rPr>
+          <w:rFonts w:ascii="Times New Roman" w:hAnsi="Times New Roman" w:cs="Times New Roman"/>
+          <w:b/>
+          <w:bCs/>
+          <w:lang w:val="en-KE"/>
+        </w:rPr>
+        <w:t>mandatory</w:t>
+      </w:r>
+    </w:p>
+    <w:p>
+      <w:pPr>
+        <w:rPr>
+          <w:rFonts w:ascii="Times New Roman" w:hAnsi="Times New Roman" w:cs="Times New Roman"/>
+          <w:lang w:val="en-KE"/>
+        </w:rPr>
+      </w:pPr>
+      <w:r>
+        <w:rPr>
+          <w:rFonts w:ascii="Times New Roman" w:hAnsi="Times New Roman" w:cs="Times New Roman"/>
+          <w:b/>
+          <w:bCs/>
+          <w:lang w:val="en-KE"/>
+        </w:rPr>
+        <w:t>Objective</w:t>
+      </w:r>
+      <w:r>
+        <w:rPr>
+          <w:rFonts w:ascii="Times New Roman" w:hAnsi="Times New Roman" w:cs="Times New Roman"/>
+          <w:lang w:val="en-KE"/>
+        </w:rPr>
+        <w:t>: Create custom permission classes to control access.</w:t>
+      </w:r>
+    </w:p>
+    <w:p>
+      <w:pPr>
+        <w:rPr>
+          <w:rFonts w:ascii="Times New Roman" w:hAnsi="Times New Roman" w:cs="Times New Roman"/>
+          <w:lang w:val="en-KE"/>
+        </w:rPr>
+      </w:pPr>
+      <w:r>
+        <w:rPr>
+          <w:rFonts w:ascii="Times New Roman" w:hAnsi="Times New Roman" w:cs="Times New Roman"/>
+          <w:b/>
+          <w:bCs/>
+          <w:lang w:val="en-KE"/>
+        </w:rPr>
+        <w:t>Instructions:</w:t>
+      </w:r>
+    </w:p>
+    <w:p>
+      <w:pPr>
+        <w:numPr>
+          <w:ilvl w:val="0"/>
+          <w:numId w:val="3"/>
+        </w:numPr>
+        <w:rPr>
+          <w:rFonts w:ascii="Times New Roman" w:hAnsi="Times New Roman" w:cs="Times New Roman"/>
+          <w:lang w:val="en-KE"/>
+        </w:rPr>
+      </w:pPr>
+      <w:r>
+        <w:rPr>
+          <w:rFonts w:ascii="Times New Roman" w:hAnsi="Times New Roman" w:cs="Times New Roman"/>
+          <w:lang w:val="en-KE"/>
+        </w:rPr>
+        <w:t>Create and extend the permissions class </w:t>
+      </w:r>
+      <w:proofErr w:type="spellStart"/>
+      <w:r>
+        <w:rPr>
+          <w:rFonts w:ascii="Times New Roman" w:hAnsi="Times New Roman" w:cs="Times New Roman"/>
+          <w:lang w:val="en-KE"/>
+        </w:rPr>
+        <w:t>IsParticipantOfConversation</w:t>
+      </w:r>
+      <w:proofErr w:type="spellEnd"/>
+      <w:r>
+        <w:rPr>
+          <w:rFonts w:ascii="Times New Roman" w:hAnsi="Times New Roman" w:cs="Times New Roman"/>
+          <w:lang w:val="en-KE"/>
+        </w:rPr>
+        <w:t> to:</w:t>
+      </w:r>
+    </w:p>
+    <w:p>
+      <w:pPr>
+        <w:numPr>
+          <w:ilvl w:val="1"/>
+          <w:numId w:val="3"/>
+        </w:numPr>
+        <w:rPr>
+          <w:rFonts w:ascii="Times New Roman" w:hAnsi="Times New Roman" w:cs="Times New Roman"/>
+          <w:lang w:val="en-KE"/>
+        </w:rPr>
+      </w:pPr>
+      <w:r>
+        <w:rPr>
+          <w:rFonts w:ascii="Times New Roman" w:hAnsi="Times New Roman" w:cs="Times New Roman"/>
+          <w:lang w:val="en-KE"/>
+        </w:rPr>
+        <w:t xml:space="preserve">Allow only authenticated users to access the </w:t>
+      </w:r>
+      <w:proofErr w:type="spellStart"/>
+      <w:r>
+        <w:rPr>
+          <w:rFonts w:ascii="Times New Roman" w:hAnsi="Times New Roman" w:cs="Times New Roman"/>
+          <w:lang w:val="en-KE"/>
+        </w:rPr>
+        <w:t>api</w:t>
+      </w:r>
+      <w:proofErr w:type="spellEnd"/>
+    </w:p>
+    <w:p>
+      <w:pPr>
+        <w:numPr>
+          <w:ilvl w:val="1"/>
+          <w:numId w:val="3"/>
+        </w:numPr>
+        <w:rPr>
+          <w:rFonts w:ascii="Times New Roman" w:hAnsi="Times New Roman" w:cs="Times New Roman"/>
+          <w:lang w:val="en-KE"/>
+        </w:rPr>
+      </w:pPr>
+      <w:r>
+        <w:rPr>
+          <w:rFonts w:ascii="Times New Roman" w:hAnsi="Times New Roman" w:cs="Times New Roman"/>
+          <w:lang w:val="en-KE"/>
+        </w:rPr>
+        <w:t>Allow only participants in a conversation to send, view, update and delete messages</w:t>
+      </w:r>
+    </w:p>
+    <w:p>
+      <w:pPr>
+        <w:numPr>
+          <w:ilvl w:val="0"/>
+          <w:numId w:val="3"/>
+        </w:numPr>
+        <w:rPr>
+          <w:rFonts w:ascii="Times New Roman" w:hAnsi="Times New Roman" w:cs="Times New Roman"/>
+          <w:lang w:val="en-KE"/>
+        </w:rPr>
+      </w:pPr>
+      <w:r>
+        <w:rPr>
+          <w:rFonts w:ascii="Times New Roman" w:hAnsi="Times New Roman" w:cs="Times New Roman"/>
+          <w:lang w:val="en-KE"/>
+        </w:rPr>
+        <w:t xml:space="preserve">Apply the custom permissions to your </w:t>
+      </w:r>
+      <w:proofErr w:type="spellStart"/>
+      <w:r>
+        <w:rPr>
+          <w:rFonts w:ascii="Times New Roman" w:hAnsi="Times New Roman" w:cs="Times New Roman"/>
+          <w:lang w:val="en-KE"/>
+        </w:rPr>
+        <w:t>viewsets</w:t>
+      </w:r>
+      <w:proofErr w:type="spellEnd"/>
+      <w:r>
+        <w:rPr>
+          <w:rFonts w:ascii="Times New Roman" w:hAnsi="Times New Roman" w:cs="Times New Roman"/>
+          <w:lang w:val="en-KE"/>
+        </w:rPr>
+        <w:t xml:space="preserve"> to enforce access control</w:t>
+      </w:r>
+    </w:p>
+    <w:p>
+      <w:pPr>
+        <w:numPr>
+          <w:ilvl w:val="0"/>
+          <w:numId w:val="3"/>
+        </w:numPr>
+        <w:rPr>
+          <w:rFonts w:ascii="Times New Roman" w:hAnsi="Times New Roman" w:cs="Times New Roman"/>
+          <w:lang w:val="en-KE"/>
+        </w:rPr>
+      </w:pPr>
+      <w:r>
+        <w:rPr>
+          <w:rFonts w:ascii="Times New Roman" w:hAnsi="Times New Roman" w:cs="Times New Roman"/>
+          <w:lang w:val="en-KE"/>
+        </w:rPr>
+        <w:t>Update your settings.py to set default permissions globally</w:t>
+      </w:r>
+    </w:p>
+    <w:p>
+      <w:pPr>
+        <w:rPr>
+          <w:rFonts w:ascii="Times New Roman" w:hAnsi="Times New Roman" w:cs="Times New Roman"/>
+          <w:lang w:val="en-KE"/>
+        </w:rPr>
+      </w:pPr>
+      <w:r>
+        <w:rPr>
+          <w:rFonts w:ascii="Times New Roman" w:hAnsi="Times New Roman" w:cs="Times New Roman"/>
+          <w:b/>
+          <w:bCs/>
+          <w:lang w:val="en-KE"/>
+        </w:rPr>
+        <w:t>Repo:</w:t>
+      </w:r>
+    </w:p>
+    <w:p>
+      <w:pPr>
+        <w:numPr>
+          <w:ilvl w:val="0"/>
+          <w:numId w:val="4"/>
+        </w:numPr>
+        <w:rPr>
+          <w:rFonts w:ascii="Times New Roman" w:hAnsi="Times New Roman" w:cs="Times New Roman"/>
+          <w:lang w:val="en-KE"/>
+        </w:rPr>
+      </w:pPr>
+      <w:r>
+        <w:rPr>
+          <w:rFonts w:ascii="Times New Roman" w:hAnsi="Times New Roman" w:cs="Times New Roman"/>
+          <w:lang w:val="en-KE"/>
+        </w:rPr>
+        <w:t>GitHub repository: </w:t>
+      </w:r>
+      <w:proofErr w:type="spellStart"/>
+      <w:r>
+        <w:rPr>
+          <w:rFonts w:ascii="Times New Roman" w:hAnsi="Times New Roman" w:cs="Times New Roman"/>
+          <w:lang w:val="en-KE"/>
+        </w:rPr>
+        <w:t>alx</w:t>
+      </w:r>
+      <w:proofErr w:type="spellEnd"/>
+      <w:r>
+        <w:rPr>
+          <w:rFonts w:ascii="Times New Roman" w:hAnsi="Times New Roman" w:cs="Times New Roman"/>
+          <w:lang w:val="en-KE"/>
+        </w:rPr>
+        <w:t>-backend-python</w:t>
+      </w:r>
+    </w:p>
+    <w:p>
+      <w:pPr>
+        <w:numPr>
+          <w:ilvl w:val="0"/>
+          <w:numId w:val="4"/>
+        </w:numPr>
+        <w:rPr>
+          <w:rFonts w:ascii="Times New Roman" w:hAnsi="Times New Roman" w:cs="Times New Roman"/>
+          <w:lang w:val="en-KE"/>
+        </w:rPr>
+      </w:pPr>
+      <w:r>
+        <w:rPr>
+          <w:rFonts w:ascii="Times New Roman" w:hAnsi="Times New Roman" w:cs="Times New Roman"/>
+          <w:lang w:val="en-KE"/>
+        </w:rPr>
+        <w:t>Directory: </w:t>
+      </w:r>
+      <w:proofErr w:type="spellStart"/>
+      <w:r>
+        <w:rPr>
+          <w:rFonts w:ascii="Times New Roman" w:hAnsi="Times New Roman" w:cs="Times New Roman"/>
+          <w:lang w:val="en-KE"/>
+        </w:rPr>
+        <w:t>messaging_app</w:t>
+      </w:r>
+      <w:proofErr w:type="spellEnd"/>
+    </w:p>
+    <w:p>
+      <w:pPr>
+        <w:numPr>
+          <w:ilvl w:val="0"/>
+          <w:numId w:val="4"/>
+        </w:numPr>
+        <w:rPr>
+          <w:rFonts w:ascii="Times New Roman" w:hAnsi="Times New Roman" w:cs="Times New Roman"/>
+          <w:lang w:val="en-KE"/>
+        </w:rPr>
+      </w:pPr>
+      <w:r>
+        <w:rPr>
+          <w:rFonts w:ascii="Times New Roman" w:hAnsi="Times New Roman" w:cs="Times New Roman"/>
+          <w:lang w:val="en-KE"/>
+        </w:rPr>
+        <w:t>File: chats/permissions.py, chats/Views.py, messaging_app/settings.py</w:t>
+      </w:r>
+    </w:p>
+    <w:p>
+      <w:pPr>
+        <w:rPr>
+          <w:rFonts w:ascii="Times New Roman" w:hAnsi="Times New Roman" w:cs="Times New Roman"/>
+          <w:lang w:val="en-KE"/>
+        </w:rPr>
+      </w:pPr>
+      <w:r>
+        <w:rPr>
+          <w:rFonts w:ascii="Times New Roman" w:hAnsi="Times New Roman" w:cs="Times New Roman"/>
+          <w:lang w:val="en-KE"/>
+        </w:rPr>
+        <w:t>2. Pagination and Filtering</w:t>
+      </w:r>
+    </w:p>
+    <w:p>
+      <w:pPr>
+        <w:rPr>
+          <w:rFonts w:ascii="Times New Roman" w:hAnsi="Times New Roman" w:cs="Times New Roman"/>
+          <w:lang w:val="en-KE"/>
+        </w:rPr>
+      </w:pPr>
+      <w:r>
+        <w:rPr>
+          <w:rFonts w:ascii="Times New Roman" w:hAnsi="Times New Roman" w:cs="Times New Roman"/>
+          <w:b/>
+          <w:bCs/>
+          <w:lang w:val="en-KE"/>
+        </w:rPr>
+        <w:t>mandatory</w:t>
+      </w:r>
+    </w:p>
+    <w:p>
+      <w:pPr>
+        <w:rPr>
+          <w:rFonts w:ascii="Times New Roman" w:hAnsi="Times New Roman" w:cs="Times New Roman"/>
+          <w:lang w:val="en-KE"/>
+        </w:rPr>
+      </w:pPr>
+      <w:r>
+        <w:rPr>
+          <w:rFonts w:ascii="Times New Roman" w:hAnsi="Times New Roman" w:cs="Times New Roman"/>
+          <w:b/>
+          <w:bCs/>
+          <w:lang w:val="en-KE"/>
+        </w:rPr>
+        <w:t>Objective:</w:t>
+      </w:r>
+      <w:r>
+        <w:rPr>
+          <w:rFonts w:ascii="Times New Roman" w:hAnsi="Times New Roman" w:cs="Times New Roman"/>
+          <w:lang w:val="en-KE"/>
+        </w:rPr>
+        <w:t> implement pagination and filtering for messages</w:t>
+      </w:r>
+    </w:p>
+    <w:p>
+      <w:pPr>
+        <w:rPr>
+          <w:rFonts w:ascii="Times New Roman" w:hAnsi="Times New Roman" w:cs="Times New Roman"/>
+          <w:lang w:val="en-KE"/>
+        </w:rPr>
+      </w:pPr>
+      <w:r>
+        <w:rPr>
+          <w:rFonts w:ascii="Times New Roman" w:hAnsi="Times New Roman" w:cs="Times New Roman"/>
+          <w:b/>
+          <w:bCs/>
+          <w:lang w:val="en-KE"/>
+        </w:rPr>
+        <w:t>Instructions:</w:t>
+      </w:r>
+    </w:p>
+    <w:p>
+      <w:pPr>
+        <w:numPr>
+          <w:ilvl w:val="0"/>
+          <w:numId w:val="5"/>
+        </w:numPr>
+        <w:rPr>
+          <w:rFonts w:ascii="Times New Roman" w:hAnsi="Times New Roman" w:cs="Times New Roman"/>
+          <w:lang w:val="en-KE"/>
+        </w:rPr>
+      </w:pPr>
+      <w:r>
+        <w:rPr>
+          <w:rFonts w:ascii="Times New Roman" w:hAnsi="Times New Roman" w:cs="Times New Roman"/>
+          <w:lang w:val="en-KE"/>
+        </w:rPr>
+        <w:t xml:space="preserve">Add pagination listing on the messages such that the </w:t>
+      </w:r>
+      <w:proofErr w:type="spellStart"/>
+      <w:r>
+        <w:rPr>
+          <w:rFonts w:ascii="Times New Roman" w:hAnsi="Times New Roman" w:cs="Times New Roman"/>
+          <w:lang w:val="en-KE"/>
+        </w:rPr>
+        <w:t>api</w:t>
+      </w:r>
+      <w:proofErr w:type="spellEnd"/>
+      <w:r>
+        <w:rPr>
+          <w:rFonts w:ascii="Times New Roman" w:hAnsi="Times New Roman" w:cs="Times New Roman"/>
+          <w:lang w:val="en-KE"/>
+        </w:rPr>
+        <w:t xml:space="preserve"> fetches 20 messages per page. Resource: </w:t>
+      </w:r>
+      <w:hyperlink r:id="rId5" w:tgtFrame="_blank" w:tooltip="here" w:history="1">
+        <w:r>
+          <w:rPr>
+            <w:rStyle w:val="Hyperlink"/>
+            <w:rFonts w:ascii="Times New Roman" w:hAnsi="Times New Roman" w:cs="Times New Roman"/>
+            <w:lang w:val="en-KE"/>
+          </w:rPr>
+          <w:t>here</w:t>
+        </w:r>
+      </w:hyperlink>
+    </w:p>
+    <w:p>
+      <w:pPr>
+        <w:numPr>
+          <w:ilvl w:val="0"/>
+          <w:numId w:val="5"/>
+        </w:numPr>
+        <w:rPr>
+          <w:rFonts w:ascii="Times New Roman" w:hAnsi="Times New Roman" w:cs="Times New Roman"/>
+          <w:lang w:val="en-KE"/>
+        </w:rPr>
+      </w:pPr>
+      <w:r>
+        <w:rPr>
+          <w:rFonts w:ascii="Times New Roman" w:hAnsi="Times New Roman" w:cs="Times New Roman"/>
+          <w:lang w:val="en-KE"/>
+        </w:rPr>
+        <w:t>Using </w:t>
+      </w:r>
+      <w:proofErr w:type="spellStart"/>
+      <w:r>
+        <w:rPr>
+          <w:rFonts w:ascii="Times New Roman" w:hAnsi="Times New Roman" w:cs="Times New Roman"/>
+          <w:lang w:val="en-KE"/>
+        </w:rPr>
+        <w:t>django</w:t>
+      </w:r>
+      <w:proofErr w:type="spellEnd"/>
+      <w:r>
+        <w:rPr>
+          <w:rFonts w:ascii="Times New Roman" w:hAnsi="Times New Roman" w:cs="Times New Roman"/>
+          <w:lang w:val="en-KE"/>
+        </w:rPr>
+        <w:t>-</w:t>
+      </w:r>
       <w:proofErr w:type="gramStart"/>
       <w:r>
-        <w:t>django.contrib</w:t>
+        <w:rPr>
+          <w:rFonts w:ascii="Times New Roman" w:hAnsi="Times New Roman" w:cs="Times New Roman"/>
+          <w:lang w:val="en-KE"/>
+        </w:rPr>
+        <w:t>filters ,</w:t>
       </w:r>
       <w:proofErr w:type="gramEnd"/>
       <w:r>
-        <w:t>.admin</w:t>
+        <w:rPr>
+          <w:rFonts w:ascii="Times New Roman" w:hAnsi="Times New Roman" w:cs="Times New Roman"/>
+          <w:lang w:val="en-KE"/>
+        </w:rPr>
+        <w:t xml:space="preserve"> </w:t>
+      </w:r>
+      <w:proofErr w:type="gramStart"/>
+      <w:r>
+        <w:rPr>
+          <w:rFonts w:ascii="Times New Roman" w:hAnsi="Times New Roman" w:cs="Times New Roman"/>
+          <w:lang w:val="en-KE"/>
+        </w:rPr>
+        <w:t>Add</w:t>
+      </w:r>
+      <w:proofErr w:type="gramEnd"/>
+      <w:r>
+        <w:rPr>
+          <w:rFonts w:ascii="Times New Roman" w:hAnsi="Times New Roman" w:cs="Times New Roman"/>
+          <w:lang w:val="en-KE"/>
+        </w:rPr>
+        <w:t xml:space="preserve"> filtering class </w:t>
+      </w:r>
+      <w:proofErr w:type="spellStart"/>
+      <w:r>
+        <w:rPr>
+          <w:rFonts w:ascii="Times New Roman" w:hAnsi="Times New Roman" w:cs="Times New Roman"/>
+          <w:lang w:val="en-KE"/>
+        </w:rPr>
+        <w:t>MessageFilter</w:t>
       </w:r>
       <w:proofErr w:type="spellEnd"/>
       <w:r>
-        <w:t>',</w:t>
-      </w:r>
-    </w:p>
-    <w:p>
-      <w:r>
-        <w:t xml:space="preserve">    '</w:t>
+        <w:rPr>
+          <w:rFonts w:ascii="Times New Roman" w:hAnsi="Times New Roman" w:cs="Times New Roman"/>
+          <w:lang w:val="en-KE"/>
+        </w:rPr>
+        <w:t> to your views to retrieve conversations with specific users or messages within a time range</w:t>
+      </w:r>
+    </w:p>
+    <w:p>
+      <w:pPr>
+        <w:rPr>
+          <w:rFonts w:ascii="Times New Roman" w:hAnsi="Times New Roman" w:cs="Times New Roman"/>
+          <w:lang w:val="en-KE"/>
+        </w:rPr>
+      </w:pPr>
+      <w:r>
+        <w:rPr>
+          <w:rFonts w:ascii="Times New Roman" w:hAnsi="Times New Roman" w:cs="Times New Roman"/>
+          <w:b/>
+          <w:bCs/>
+          <w:lang w:val="en-KE"/>
+        </w:rPr>
+        <w:t>Repo:</w:t>
+      </w:r>
+    </w:p>
+    <w:p>
+      <w:pPr>
+        <w:numPr>
+          <w:ilvl w:val="0"/>
+          <w:numId w:val="6"/>
+        </w:numPr>
+        <w:rPr>
+          <w:rFonts w:ascii="Times New Roman" w:hAnsi="Times New Roman" w:cs="Times New Roman"/>
+          <w:lang w:val="en-KE"/>
+        </w:rPr>
+      </w:pPr>
+      <w:r>
+        <w:rPr>
+          <w:rFonts w:ascii="Times New Roman" w:hAnsi="Times New Roman" w:cs="Times New Roman"/>
+          <w:lang w:val="en-KE"/>
+        </w:rPr>
+        <w:t>GitHub repository: </w:t>
       </w:r>
       <w:proofErr w:type="spellStart"/>
-      <w:proofErr w:type="gramStart"/>
-      <w:r>
-        <w:t>django.contrib</w:t>
-      </w:r>
-      <w:proofErr w:type="gramEnd"/>
-      <w:r>
-        <w:t>.auth</w:t>
+      <w:r>
+        <w:rPr>
+          <w:rFonts w:ascii="Times New Roman" w:hAnsi="Times New Roman" w:cs="Times New Roman"/>
+          <w:lang w:val="en-KE"/>
+        </w:rPr>
+        <w:t>alx</w:t>
       </w:r>
       <w:proofErr w:type="spellEnd"/>
       <w:r>
-        <w:t>',</w:t>
-      </w:r>
-    </w:p>
-    <w:p>
-      <w:r>
-        <w:t xml:space="preserve">    '</w:t>
+        <w:rPr>
+          <w:rFonts w:ascii="Times New Roman" w:hAnsi="Times New Roman" w:cs="Times New Roman"/>
+          <w:lang w:val="en-KE"/>
+        </w:rPr>
+        <w:t>-backend-python</w:t>
+      </w:r>
+    </w:p>
+    <w:p>
+      <w:pPr>
+        <w:numPr>
+          <w:ilvl w:val="0"/>
+          <w:numId w:val="6"/>
+        </w:numPr>
+        <w:rPr>
+          <w:rFonts w:ascii="Times New Roman" w:hAnsi="Times New Roman" w:cs="Times New Roman"/>
+          <w:lang w:val="en-KE"/>
+        </w:rPr>
+      </w:pPr>
+      <w:r>
+        <w:rPr>
+          <w:rFonts w:ascii="Times New Roman" w:hAnsi="Times New Roman" w:cs="Times New Roman"/>
+          <w:lang w:val="en-KE"/>
+        </w:rPr>
+        <w:t>Directory: </w:t>
       </w:r>
       <w:proofErr w:type="spellStart"/>
-      <w:proofErr w:type="gramStart"/>
-      <w:r>
-        <w:t>django.contrib</w:t>
-      </w:r>
-      <w:proofErr w:type="gramEnd"/>
-      <w:r>
-        <w:t>.contenttypes</w:t>
+      <w:r>
+        <w:rPr>
+          <w:rFonts w:ascii="Times New Roman" w:hAnsi="Times New Roman" w:cs="Times New Roman"/>
+          <w:lang w:val="en-KE"/>
+        </w:rPr>
+        <w:t>messaging_app</w:t>
       </w:r>
       <w:proofErr w:type="spellEnd"/>
-      <w:r>
-        <w:t>',</w:t>
-      </w:r>
-    </w:p>
-    <w:p>
-      <w:r>
-        <w:t xml:space="preserve">    '</w:t>
+    </w:p>
+    <w:p>
+      <w:pPr>
+        <w:numPr>
+          <w:ilvl w:val="0"/>
+          <w:numId w:val="6"/>
+        </w:numPr>
+        <w:rPr>
+          <w:rFonts w:ascii="Times New Roman" w:hAnsi="Times New Roman" w:cs="Times New Roman"/>
+          <w:lang w:val="en-KE"/>
+        </w:rPr>
+      </w:pPr>
+      <w:r>
+        <w:rPr>
+          <w:rFonts w:ascii="Times New Roman" w:hAnsi="Times New Roman" w:cs="Times New Roman"/>
+          <w:lang w:val="en-KE"/>
+        </w:rPr>
+        <w:t>File: </w:t>
       </w:r>
       <w:proofErr w:type="spellStart"/>
-      <w:proofErr w:type="gramStart"/>
-      <w:r>
-        <w:t>django.contrib</w:t>
-      </w:r>
-      <w:proofErr w:type="gramEnd"/>
-      <w:r>
-        <w:t>.sessions</w:t>
+      <w:r>
+        <w:rPr>
+          <w:rFonts w:ascii="Times New Roman" w:hAnsi="Times New Roman" w:cs="Times New Roman"/>
+          <w:lang w:val="en-KE"/>
+        </w:rPr>
+        <w:t>messaging_app</w:t>
       </w:r>
       <w:proofErr w:type="spellEnd"/>
       <w:r>
-        <w:t>',</w:t>
-      </w:r>
-    </w:p>
-    <w:p>
-      <w:r>
-        <w:t xml:space="preserve">    '</w:t>
+        <w:rPr>
+          <w:rFonts w:ascii="Times New Roman" w:hAnsi="Times New Roman" w:cs="Times New Roman"/>
+          <w:lang w:val="en-KE"/>
+        </w:rPr>
+        <w:t>/settings.py, chats/views.py, chats/permissions.py, chats/filters.py, chats/pagination.py</w:t>
+      </w:r>
+    </w:p>
+    <w:p>
+      <w:pPr>
+        <w:rPr>
+          <w:rFonts w:ascii="Times New Roman" w:hAnsi="Times New Roman" w:cs="Times New Roman"/>
+          <w:lang w:val="en-KE"/>
+        </w:rPr>
+      </w:pPr>
+      <w:r>
+        <w:rPr>
+          <w:rFonts w:ascii="Times New Roman" w:hAnsi="Times New Roman" w:cs="Times New Roman"/>
+          <w:lang w:val="en-KE"/>
+        </w:rPr>
+        <w:t>3. Testing the API Endpoints</w:t>
+      </w:r>
+    </w:p>
+    <w:p>
+      <w:pPr>
+        <w:rPr>
+          <w:rFonts w:ascii="Times New Roman" w:hAnsi="Times New Roman" w:cs="Times New Roman"/>
+          <w:lang w:val="en-KE"/>
+        </w:rPr>
+      </w:pPr>
+      <w:r>
+        <w:rPr>
+          <w:rFonts w:ascii="Times New Roman" w:hAnsi="Times New Roman" w:cs="Times New Roman"/>
+          <w:b/>
+          <w:bCs/>
+          <w:lang w:val="en-KE"/>
+        </w:rPr>
+        <w:t>mandatory</w:t>
+      </w:r>
+    </w:p>
+    <w:p>
+      <w:pPr>
+        <w:rPr>
+          <w:rFonts w:ascii="Times New Roman" w:hAnsi="Times New Roman" w:cs="Times New Roman"/>
+          <w:lang w:val="en-KE"/>
+        </w:rPr>
+      </w:pPr>
+      <w:r>
+        <w:rPr>
+          <w:rFonts w:ascii="Times New Roman" w:hAnsi="Times New Roman" w:cs="Times New Roman"/>
+          <w:b/>
+          <w:bCs/>
+          <w:lang w:val="en-KE"/>
+        </w:rPr>
+        <w:t>Objective:</w:t>
+      </w:r>
+      <w:r>
+        <w:rPr>
+          <w:rFonts w:ascii="Times New Roman" w:hAnsi="Times New Roman" w:cs="Times New Roman"/>
+          <w:lang w:val="en-KE"/>
+        </w:rPr>
+        <w:t xml:space="preserve"> Use postman to test </w:t>
       </w:r>
       <w:proofErr w:type="spellStart"/>
-      <w:proofErr w:type="gramStart"/>
-      <w:r>
-        <w:t>django.contrib</w:t>
-      </w:r>
-      <w:proofErr w:type="gramEnd"/>
-      <w:r>
-        <w:t>.messages</w:t>
+      <w:r>
+        <w:rPr>
+          <w:rFonts w:ascii="Times New Roman" w:hAnsi="Times New Roman" w:cs="Times New Roman"/>
+          <w:lang w:val="en-KE"/>
+        </w:rPr>
+        <w:t>api</w:t>
       </w:r>
       <w:proofErr w:type="spellEnd"/>
       <w:r>
-        <w:t>',</w:t>
-      </w:r>
-    </w:p>
-    <w:p>
-      <w:r>
-        <w:t xml:space="preserve">    '</w:t>
+        <w:rPr>
+          <w:rFonts w:ascii="Times New Roman" w:hAnsi="Times New Roman" w:cs="Times New Roman"/>
+          <w:lang w:val="en-KE"/>
+        </w:rPr>
+        <w:t xml:space="preserve"> endpoints</w:t>
+      </w:r>
+    </w:p>
+    <w:p>
+      <w:pPr>
+        <w:rPr>
+          <w:rFonts w:ascii="Times New Roman" w:hAnsi="Times New Roman" w:cs="Times New Roman"/>
+          <w:lang w:val="en-KE"/>
+        </w:rPr>
+      </w:pPr>
+      <w:r>
+        <w:rPr>
+          <w:rFonts w:ascii="Times New Roman" w:hAnsi="Times New Roman" w:cs="Times New Roman"/>
+          <w:b/>
+          <w:bCs/>
+          <w:lang w:val="en-KE"/>
+        </w:rPr>
+        <w:t>Instructions:</w:t>
+      </w:r>
+    </w:p>
+    <w:p>
+      <w:pPr>
+        <w:numPr>
+          <w:ilvl w:val="0"/>
+          <w:numId w:val="7"/>
+        </w:numPr>
+        <w:rPr>
+          <w:rFonts w:ascii="Times New Roman" w:hAnsi="Times New Roman" w:cs="Times New Roman"/>
+          <w:lang w:val="en-KE"/>
+        </w:rPr>
+      </w:pPr>
+      <w:r>
+        <w:rPr>
+          <w:rFonts w:ascii="Times New Roman" w:hAnsi="Times New Roman" w:cs="Times New Roman"/>
+          <w:lang w:val="en-KE"/>
+        </w:rPr>
+        <w:t>Test creating a conversation, sending messages and fetching conversations</w:t>
+      </w:r>
+    </w:p>
+    <w:p>
+      <w:pPr>
+        <w:numPr>
+          <w:ilvl w:val="0"/>
+          <w:numId w:val="7"/>
+        </w:numPr>
+        <w:rPr>
+          <w:rFonts w:ascii="Times New Roman" w:hAnsi="Times New Roman" w:cs="Times New Roman"/>
+          <w:lang w:val="en-KE"/>
+        </w:rPr>
+      </w:pPr>
+      <w:r>
+        <w:rPr>
+          <w:rFonts w:ascii="Times New Roman" w:hAnsi="Times New Roman" w:cs="Times New Roman"/>
+          <w:lang w:val="en-KE"/>
+        </w:rPr>
+        <w:t>Test authentication (JWT token login) and ensure that unauthorized users cannot access private conversations.</w:t>
+      </w:r>
+    </w:p>
+    <w:p>
+      <w:pPr>
+        <w:rPr>
+          <w:rFonts w:ascii="Times New Roman" w:hAnsi="Times New Roman" w:cs="Times New Roman"/>
+          <w:lang w:val="en-KE"/>
+        </w:rPr>
+      </w:pPr>
+      <w:r>
+        <w:rPr>
+          <w:rFonts w:ascii="Times New Roman" w:hAnsi="Times New Roman" w:cs="Times New Roman"/>
+          <w:b/>
+          <w:bCs/>
+          <w:lang w:val="en-KE"/>
+        </w:rPr>
+        <w:t>Repo:</w:t>
+      </w:r>
+    </w:p>
+    <w:p>
+      <w:pPr>
+        <w:numPr>
+          <w:ilvl w:val="0"/>
+          <w:numId w:val="8"/>
+        </w:numPr>
+        <w:rPr>
+          <w:rFonts w:ascii="Times New Roman" w:hAnsi="Times New Roman" w:cs="Times New Roman"/>
+          <w:lang w:val="en-KE"/>
+        </w:rPr>
+      </w:pPr>
+      <w:r>
+        <w:rPr>
+          <w:rFonts w:ascii="Times New Roman" w:hAnsi="Times New Roman" w:cs="Times New Roman"/>
+          <w:lang w:val="en-KE"/>
+        </w:rPr>
+        <w:t>GitHub repository: </w:t>
       </w:r>
       <w:proofErr w:type="spellStart"/>
-      <w:proofErr w:type="gramStart"/>
-      <w:r>
-        <w:t>django.contrib</w:t>
-      </w:r>
-      <w:proofErr w:type="gramEnd"/>
-      <w:r>
-        <w:t>.staticfiles</w:t>
+      <w:r>
+        <w:rPr>
+          <w:rFonts w:ascii="Times New Roman" w:hAnsi="Times New Roman" w:cs="Times New Roman"/>
+          <w:lang w:val="en-KE"/>
+        </w:rPr>
+        <w:t>alx</w:t>
       </w:r>
       <w:proofErr w:type="spellEnd"/>
       <w:r>
-        <w:t>',</w:t>
-      </w:r>
-    </w:p>
-    <w:p>
-      <w:r>
-        <w:t>]</w:t>
-      </w:r>
-    </w:p>
-    <w:p>
-      <w:r>
-        <w:t xml:space="preserve">Add </w:t>
+        <w:rPr>
+          <w:rFonts w:ascii="Times New Roman" w:hAnsi="Times New Roman" w:cs="Times New Roman"/>
+          <w:lang w:val="en-KE"/>
+        </w:rPr>
+        <w:t>-backend-python</w:t>
+      </w:r>
+    </w:p>
+    <w:p>
+      <w:pPr>
+        <w:numPr>
+          <w:ilvl w:val="0"/>
+          <w:numId w:val="8"/>
+        </w:numPr>
+        <w:rPr>
+          <w:rFonts w:ascii="Times New Roman" w:hAnsi="Times New Roman" w:cs="Times New Roman"/>
+          <w:lang w:val="en-KE"/>
+        </w:rPr>
+      </w:pPr>
+      <w:r>
+        <w:rPr>
+          <w:rFonts w:ascii="Times New Roman" w:hAnsi="Times New Roman" w:cs="Times New Roman"/>
+          <w:lang w:val="en-KE"/>
+        </w:rPr>
+        <w:t>Directory: </w:t>
       </w:r>
       <w:proofErr w:type="spellStart"/>
       <w:r>
         <w:rPr>
-          <w:b/>
-          <w:bCs/>
-        </w:rPr>
-        <w:t>rest_framework</w:t>
+          <w:rFonts w:ascii="Times New Roman" w:hAnsi="Times New Roman" w:cs="Times New Roman"/>
+          <w:lang w:val="en-KE"/>
+        </w:rPr>
+        <w:t>messaging_app</w:t>
       </w:r>
       <w:proofErr w:type="spellEnd"/>
-      <w:r>
-        <w:t xml:space="preserve"> and your app (later):</w:t>
-      </w:r>
-    </w:p>
-    <w:p>
-      <w:r>
-        <w:t>INSTALLED_APPS = [</w:t>
-      </w:r>
-    </w:p>
-    <w:p>
-      <w:r>
-        <w:t xml:space="preserve">    '</w:t>
+    </w:p>
+    <w:p>
+      <w:pPr>
+        <w:numPr>
+          <w:ilvl w:val="0"/>
+          <w:numId w:val="8"/>
+        </w:numPr>
+        <w:rPr>
+          <w:rFonts w:ascii="Times New Roman" w:hAnsi="Times New Roman" w:cs="Times New Roman"/>
+          <w:lang w:val="en-KE"/>
+        </w:rPr>
+      </w:pPr>
+      <w:r>
+        <w:rPr>
+          <w:rFonts w:ascii="Times New Roman" w:hAnsi="Times New Roman" w:cs="Times New Roman"/>
+          <w:lang w:val="en-KE"/>
+        </w:rPr>
+        <w:t>File: </w:t>
       </w:r>
       <w:proofErr w:type="spellStart"/>
-      <w:proofErr w:type="gramStart"/>
-      <w:r>
-        <w:t>django.contrib</w:t>
-      </w:r>
-      <w:proofErr w:type="gramEnd"/>
-      <w:r>
-        <w:t>.admin</w:t>
+      <w:r>
+        <w:rPr>
+          <w:rFonts w:ascii="Times New Roman" w:hAnsi="Times New Roman" w:cs="Times New Roman"/>
+          <w:lang w:val="en-KE"/>
+        </w:rPr>
+        <w:t>post_man</w:t>
       </w:r>
       <w:proofErr w:type="spellEnd"/>
       <w:r>
-        <w:t>',</w:t>
-      </w:r>
-    </w:p>
-    <w:p>
-      <w:r>
-        <w:t xml:space="preserve">    '</w:t>
-      </w:r>
-      <w:proofErr w:type="spellStart"/>
-      <w:proofErr w:type="gramStart"/>
-      <w:r>
-        <w:t>django.contrib</w:t>
-      </w:r>
-      <w:proofErr w:type="gramEnd"/>
-      <w:r>
-        <w:t>.auth</w:t>
-      </w:r>
-      <w:proofErr w:type="spellEnd"/>
-      <w:r>
-        <w:t>',</w:t>
-      </w:r>
-    </w:p>
-    <w:p>
-      <w:r>
-        <w:t xml:space="preserve">    '</w:t>
-      </w:r>
-      <w:proofErr w:type="spellStart"/>
-      <w:proofErr w:type="gramStart"/>
-      <w:r>
-        <w:t>django.contrib</w:t>
-      </w:r>
-      <w:proofErr w:type="gramEnd"/>
-      <w:r>
-        <w:t>.contenttypes</w:t>
-      </w:r>
-      <w:proofErr w:type="spellEnd"/>
-      <w:r>
-        <w:t>',</w:t>
-      </w:r>
-    </w:p>
-    <w:p>
-      <w:r>
-        <w:t xml:space="preserve">    '</w:t>
-      </w:r>
-      <w:proofErr w:type="spellStart"/>
-      <w:proofErr w:type="gramStart"/>
-      <w:r>
-        <w:t>django.contrib</w:t>
-      </w:r>
-      <w:proofErr w:type="gramEnd"/>
-      <w:r>
-        <w:t>.sessions</w:t>
-      </w:r>
-      <w:proofErr w:type="spellEnd"/>
-      <w:r>
-        <w:t>',</w:t>
-      </w:r>
-    </w:p>
-    <w:p>
-      <w:r>
-        <w:t xml:space="preserve">    '</w:t>
-      </w:r>
-      <w:proofErr w:type="spellStart"/>
-      <w:proofErr w:type="gramStart"/>
-      <w:r>
-        <w:t>django.contrib</w:t>
-      </w:r>
-      <w:proofErr w:type="gramEnd"/>
-      <w:r>
-        <w:t>.messages</w:t>
-      </w:r>
-      <w:proofErr w:type="spellEnd"/>
-      <w:r>
-        <w:t>',</w:t>
-      </w:r>
-    </w:p>
-    <w:p>
-      <w:r>
-        <w:t xml:space="preserve">    '</w:t>
-      </w:r>
-      <w:proofErr w:type="spellStart"/>
-      <w:proofErr w:type="gramStart"/>
-      <w:r>
-        <w:t>django.contrib</w:t>
-      </w:r>
-      <w:proofErr w:type="gramEnd"/>
-      <w:r>
-        <w:t>.staticfiles</w:t>
-      </w:r>
-      <w:proofErr w:type="spellEnd"/>
-      <w:r>
-        <w:t>',</w:t>
-      </w:r>
-    </w:p>
-    <w:p/>
-    <w:p>
-      <w:r>
-        <w:t xml:space="preserve">    '</w:t>
-      </w:r>
-      <w:proofErr w:type="spellStart"/>
-      <w:proofErr w:type="gramStart"/>
-      <w:r>
-        <w:t>rest</w:t>
-      </w:r>
-      <w:proofErr w:type="gramEnd"/>
-      <w:r>
-        <w:t>_framework</w:t>
-      </w:r>
-      <w:proofErr w:type="spellEnd"/>
-      <w:r>
-        <w:t>',</w:t>
-      </w:r>
-    </w:p>
-    <w:p>
-      <w:r>
-        <w:t>]</w:t>
-      </w:r>
-    </w:p>
-    <w:p>
-      <w:pPr>
-        <w:rPr>
-          <w:b/>
-          <w:bCs/>
-        </w:rPr>
-      </w:pPr>
-      <w:r>
-        <w:rPr>
-          <w:b/>
-          <w:bCs/>
-        </w:rPr>
-        <w:t>5️</w:t>
-      </w:r>
-      <w:r>
-        <w:rPr>
-          <w:rFonts w:ascii="Segoe UI Symbol" w:hAnsi="Segoe UI Symbol" w:cs="Segoe UI Symbol"/>
-          <w:b/>
-          <w:bCs/>
-        </w:rPr>
-        <w:t>⃣</w:t>
-      </w:r>
-      <w:r>
-        <w:rPr>
-          <w:b/>
-          <w:bCs/>
-        </w:rPr>
-        <w:t xml:space="preserve"> Create the new Django app for chats</w:t>
-      </w:r>
-    </w:p>
-    <w:p>
-      <w:r>
-        <w:t>Move inside the project root:</w:t>
-      </w:r>
-    </w:p>
-    <w:p>
-      <w:r>
-        <w:t xml:space="preserve">cd </w:t>
-      </w:r>
-      <w:proofErr w:type="spellStart"/>
-      <w:r>
-        <w:t>messaging_app</w:t>
-      </w:r>
-      <w:proofErr w:type="spellEnd"/>
-    </w:p>
-    <w:p>
-      <w:r>
-        <w:t>Run:</w:t>
-      </w:r>
-    </w:p>
-    <w:p>
-      <w:r>
-        <w:t xml:space="preserve">python manage.py </w:t>
-      </w:r>
-      <w:proofErr w:type="spellStart"/>
-      <w:r>
-        <w:t>startapp</w:t>
-      </w:r>
-      <w:proofErr w:type="spellEnd"/>
-      <w:r>
-        <w:t xml:space="preserve"> chats</w:t>
-      </w:r>
-    </w:p>
-    <w:p>
-      <w:r>
-        <w:t>This creates:</w:t>
-      </w:r>
-    </w:p>
-    <w:p>
-      <w:proofErr w:type="spellStart"/>
-      <w:r>
-        <w:t>messaging_app</w:t>
-      </w:r>
-      <w:proofErr w:type="spellEnd"/>
-      <w:r>
-        <w:t>/</w:t>
-      </w:r>
-    </w:p>
-    <w:p>
-      <w:r>
-        <w:t>│   manage.py</w:t>
-      </w:r>
-    </w:p>
-    <w:p>
-      <w:r>
-        <w:t>│</w:t>
-      </w:r>
-    </w:p>
-    <w:p>
-      <w:r>
-        <w:t>└───chats/</w:t>
-      </w:r>
-    </w:p>
-    <w:p>
-      <w:r>
-        <w:t xml:space="preserve">    │   apps.py</w:t>
-      </w:r>
-    </w:p>
-    <w:p>
-      <w:r>
-        <w:t xml:space="preserve">    │   views.py</w:t>
-      </w:r>
-    </w:p>
-    <w:p>
-      <w:r>
-        <w:t xml:space="preserve">    │   models.py</w:t>
-      </w:r>
-    </w:p>
-    <w:p>
-      <w:r>
-        <w:t xml:space="preserve">    │   admin.py</w:t>
-      </w:r>
-    </w:p>
-    <w:p>
-      <w:r>
-        <w:t xml:space="preserve">    │   tests.py</w:t>
-      </w:r>
-    </w:p>
-    <w:p>
-      <w:r>
-        <w:t xml:space="preserve">    │   __init__.py</w:t>
-      </w:r>
-    </w:p>
-    <w:p>
-      <w:pPr>
-        <w:rPr>
-          <w:b/>
-          <w:bCs/>
-        </w:rPr>
-      </w:pPr>
-      <w:r>
-        <w:rPr>
-          <w:b/>
-          <w:bCs/>
-        </w:rPr>
-        <w:t>6️</w:t>
-      </w:r>
-      <w:r>
-        <w:rPr>
-          <w:rFonts w:ascii="Segoe UI Symbol" w:hAnsi="Segoe UI Symbol" w:cs="Segoe UI Symbol"/>
-          <w:b/>
-          <w:bCs/>
-        </w:rPr>
-        <w:t>⃣</w:t>
-      </w:r>
-      <w:r>
-        <w:rPr>
-          <w:b/>
-          <w:bCs/>
-        </w:rPr>
-        <w:t xml:space="preserve"> Add the chats app to settings.py</w:t>
-      </w:r>
-    </w:p>
-    <w:p>
-      <w:r>
-        <w:t>Open:</w:t>
-      </w:r>
-    </w:p>
-    <w:p>
-      <w:r>
-        <w:t>messaging_app/messaging_app/settings.py</w:t>
-      </w:r>
-    </w:p>
-    <w:p>
-      <w:r>
-        <w:t>and add:</w:t>
-      </w:r>
-    </w:p>
-    <w:p>
-      <w:r>
-        <w:t>INSTALLED_APPS = [</w:t>
-      </w:r>
-    </w:p>
-    <w:p>
-      <w:r>
-        <w:t xml:space="preserve">    ...</w:t>
-      </w:r>
-    </w:p>
-    <w:p>
-      <w:r>
-        <w:t xml:space="preserve">    '</w:t>
-      </w:r>
-      <w:proofErr w:type="spellStart"/>
-      <w:proofErr w:type="gramStart"/>
-      <w:r>
-        <w:t>rest</w:t>
-      </w:r>
-      <w:proofErr w:type="gramEnd"/>
-      <w:r>
-        <w:t>_framework</w:t>
-      </w:r>
-      <w:proofErr w:type="spellEnd"/>
-      <w:r>
-        <w:t>',</w:t>
-      </w:r>
-    </w:p>
-    <w:p>
-      <w:r>
-        <w:t xml:space="preserve">    'chats',</w:t>
-      </w:r>
-    </w:p>
-    <w:p>
-      <w:r>
-        <w:t>]</w:t>
-      </w:r>
-    </w:p>
-    <w:p>
-      <w:r>
-        <w:rPr>
-          <w:b/>
-          <w:bCs/>
-        </w:rPr>
-        <w:t>7️</w:t>
-      </w:r>
-      <w:r>
-        <w:rPr>
-          <w:rFonts w:ascii="Segoe UI Symbol" w:hAnsi="Segoe UI Symbol" w:cs="Segoe UI Symbol"/>
-          <w:b/>
-          <w:bCs/>
-        </w:rPr>
-        <w:t>⃣</w:t>
-      </w:r>
-      <w:r>
-        <w:rPr>
-          <w:b/>
-          <w:bCs/>
-        </w:rPr>
-        <w:t xml:space="preserve"> Run migrations to confirm everything works</w:t>
-      </w:r>
-      <w:r>
-        <w:rPr>
-          <w:b/>
-          <w:bCs/>
-        </w:rPr>
-        <w:t xml:space="preserve">, </w:t>
-      </w:r>
-      <w:r>
-        <w:t>python manage.py migrate</w:t>
-      </w:r>
+        <w:rPr>
+          <w:rFonts w:ascii="Times New Roman" w:hAnsi="Times New Roman" w:cs="Times New Roman"/>
+          <w:lang w:val="en-KE"/>
+        </w:rPr>
+        <w:t>-Collections</w:t>
+      </w:r>
+    </w:p>
+    <w:p>
+      <w:pPr>
+        <w:rPr>
+          <w:rFonts w:ascii="Times New Roman" w:hAnsi="Times New Roman" w:cs="Times New Roman"/>
+        </w:rPr>
+      </w:pPr>
     </w:p>
     <w:sectPr>
       <w:pgSz w:w="11906" w:h="16838"/>
@@ -837,6 +2785,1227 @@
     </w:sectPr>
   </w:body>
 </w:document>
+</file>
+
+<file path=word/numbering.xml><?xml version="1.0" encoding="utf-8"?>
+<w:numbering xmlns:wpc="http://schemas.microsoft.com/office/word/2010/wordprocessingCanvas" xmlns:cx="http://schemas.microsoft.com/office/drawing/2014/chartex" xmlns:cx1="http://schemas.microsoft.com/office/drawing/2015/9/8/chartex" xmlns:cx2="http://schemas.microsoft.com/office/drawing/2015/10/21/chartex" xmlns:cx3="http://schemas.microsoft.com/office/drawing/2016/5/9/chartex" xmlns:cx4="http://schemas.microsoft.com/office/drawing/2016/5/10/chartex" xmlns:cx5="http://schemas.microsoft.com/office/drawing/2016/5/11/chartex" xmlns:cx6="http://schemas.microsoft.com/office/drawing/2016/5/12/chartex" xmlns:cx7="http://schemas.microsoft.com/office/drawing/2016/5/13/chartex" xmlns:cx8="http://schemas.microsoft.com/office/drawing/2016/5/14/chartex" xmlns:mc="http://schemas.openxmlformats.org/markup-compatibility/2006" xmlns:aink="http://schemas.microsoft.com/office/drawing/2016/ink" xmlns:am3d="http://schemas.microsoft.com/office/drawing/2017/model3d" xmlns:o="urn:schemas-microsoft-com:office:office" xmlns:oel="http://schemas.microsoft.com/office/2019/extlst" xmlns:r="http://schemas.openxmlformats.org/officeDocument/2006/relationships" xmlns:m="http://schemas.openxmlformats.org/officeDocument/2006/math" xmlns:v="urn:schemas-microsoft-com:vml" xmlns:wp14="http://schemas.microsoft.com/office/word/2010/wordprocessingDrawing" xmlns:wp="http://schemas.openxmlformats.org/drawingml/2006/wordprocessingDrawing" xmlns:w10="urn:schemas-microsoft-com:office:word" xmlns:w="http://schemas.openxmlformats.org/wordprocessingml/2006/main" xmlns:w14="http://schemas.microsoft.com/office/word/2010/wordml" xmlns:w15="http://schemas.microsoft.com/office/word/2012/wordml" xmlns:w16cex="http://schemas.microsoft.com/office/word/2018/wordml/cex" xmlns:w16cid="http://schemas.microsoft.com/office/word/2016/wordml/cid" xmlns:w16="http://schemas.microsoft.com/office/word/2018/wordml" xmlns:w16du="http://schemas.microsoft.com/office/word/2023/wordml/word16du" xmlns:w16sdtdh="http://schemas.microsoft.com/office/word/2020/wordml/sdtdatahash" xmlns:w16sdtfl="http://schemas.microsoft.com/office/word/2024/wordml/sdtformatlock" xmlns:w16se="http://schemas.microsoft.com/office/word/2015/wordml/symex" xmlns:wpg="http://schemas.microsoft.com/office/word/2010/wordprocessingGroup" xmlns:wpi="http://schemas.microsoft.com/office/word/2010/wordprocessingInk" xmlns:wne="http://schemas.microsoft.com/office/word/2006/wordml" xmlns:wps="http://schemas.microsoft.com/office/word/2010/wordprocessingShape" mc:Ignorable="w14 w15 w16se w16cid w16 w16cex w16sdtdh w16sdtfl w16du wp14">
+  <w:abstractNum w:abstractNumId="0" w15:restartNumberingAfterBreak="0">
+    <w:nsid w:val="027452E7"/>
+    <w:multiLevelType w:val="multilevel"/>
+    <w:tmpl w:val="3F04CECA"/>
+    <w:lvl w:ilvl="0">
+      <w:start w:val="1"/>
+      <w:numFmt w:val="bullet"/>
+      <w:lvlText w:val=""/>
+      <w:lvlJc w:val="left"/>
+      <w:pPr>
+        <w:tabs>
+          <w:tab w:val="num" w:pos="720"/>
+        </w:tabs>
+        <w:ind w:left="720" w:hanging="360"/>
+      </w:pPr>
+      <w:rPr>
+        <w:rFonts w:ascii="Symbol" w:hAnsi="Symbol" w:hint="default"/>
+        <w:sz w:val="20"/>
+      </w:rPr>
+    </w:lvl>
+    <w:lvl w:ilvl="1">
+      <w:start w:val="1"/>
+      <w:numFmt w:val="bullet"/>
+      <w:lvlText w:val="o"/>
+      <w:lvlJc w:val="left"/>
+      <w:pPr>
+        <w:tabs>
+          <w:tab w:val="num" w:pos="1440"/>
+        </w:tabs>
+        <w:ind w:left="1440" w:hanging="360"/>
+      </w:pPr>
+      <w:rPr>
+        <w:rFonts w:ascii="Courier New" w:hAnsi="Courier New" w:hint="default"/>
+        <w:sz w:val="20"/>
+      </w:rPr>
+    </w:lvl>
+    <w:lvl w:ilvl="2" w:tentative="1">
+      <w:start w:val="1"/>
+      <w:numFmt w:val="bullet"/>
+      <w:lvlText w:val=""/>
+      <w:lvlJc w:val="left"/>
+      <w:pPr>
+        <w:tabs>
+          <w:tab w:val="num" w:pos="2160"/>
+        </w:tabs>
+        <w:ind w:left="2160" w:hanging="360"/>
+      </w:pPr>
+      <w:rPr>
+        <w:rFonts w:ascii="Wingdings" w:hAnsi="Wingdings" w:hint="default"/>
+        <w:sz w:val="20"/>
+      </w:rPr>
+    </w:lvl>
+    <w:lvl w:ilvl="3" w:tentative="1">
+      <w:start w:val="1"/>
+      <w:numFmt w:val="bullet"/>
+      <w:lvlText w:val=""/>
+      <w:lvlJc w:val="left"/>
+      <w:pPr>
+        <w:tabs>
+          <w:tab w:val="num" w:pos="2880"/>
+        </w:tabs>
+        <w:ind w:left="2880" w:hanging="360"/>
+      </w:pPr>
+      <w:rPr>
+        <w:rFonts w:ascii="Wingdings" w:hAnsi="Wingdings" w:hint="default"/>
+        <w:sz w:val="20"/>
+      </w:rPr>
+    </w:lvl>
+    <w:lvl w:ilvl="4" w:tentative="1">
+      <w:start w:val="1"/>
+      <w:numFmt w:val="bullet"/>
+      <w:lvlText w:val=""/>
+      <w:lvlJc w:val="left"/>
+      <w:pPr>
+        <w:tabs>
+          <w:tab w:val="num" w:pos="3600"/>
+        </w:tabs>
+        <w:ind w:left="3600" w:hanging="360"/>
+      </w:pPr>
+      <w:rPr>
+        <w:rFonts w:ascii="Wingdings" w:hAnsi="Wingdings" w:hint="default"/>
+        <w:sz w:val="20"/>
+      </w:rPr>
+    </w:lvl>
+    <w:lvl w:ilvl="5" w:tentative="1">
+      <w:start w:val="1"/>
+      <w:numFmt w:val="bullet"/>
+      <w:lvlText w:val=""/>
+      <w:lvlJc w:val="left"/>
+      <w:pPr>
+        <w:tabs>
+          <w:tab w:val="num" w:pos="4320"/>
+        </w:tabs>
+        <w:ind w:left="4320" w:hanging="360"/>
+      </w:pPr>
+      <w:rPr>
+        <w:rFonts w:ascii="Wingdings" w:hAnsi="Wingdings" w:hint="default"/>
+        <w:sz w:val="20"/>
+      </w:rPr>
+    </w:lvl>
+    <w:lvl w:ilvl="6" w:tentative="1">
+      <w:start w:val="1"/>
+      <w:numFmt w:val="bullet"/>
+      <w:lvlText w:val=""/>
+      <w:lvlJc w:val="left"/>
+      <w:pPr>
+        <w:tabs>
+          <w:tab w:val="num" w:pos="5040"/>
+        </w:tabs>
+        <w:ind w:left="5040" w:hanging="360"/>
+      </w:pPr>
+      <w:rPr>
+        <w:rFonts w:ascii="Wingdings" w:hAnsi="Wingdings" w:hint="default"/>
+        <w:sz w:val="20"/>
+      </w:rPr>
+    </w:lvl>
+    <w:lvl w:ilvl="7" w:tentative="1">
+      <w:start w:val="1"/>
+      <w:numFmt w:val="bullet"/>
+      <w:lvlText w:val=""/>
+      <w:lvlJc w:val="left"/>
+      <w:pPr>
+        <w:tabs>
+          <w:tab w:val="num" w:pos="5760"/>
+        </w:tabs>
+        <w:ind w:left="5760" w:hanging="360"/>
+      </w:pPr>
+      <w:rPr>
+        <w:rFonts w:ascii="Wingdings" w:hAnsi="Wingdings" w:hint="default"/>
+        <w:sz w:val="20"/>
+      </w:rPr>
+    </w:lvl>
+    <w:lvl w:ilvl="8" w:tentative="1">
+      <w:start w:val="1"/>
+      <w:numFmt w:val="bullet"/>
+      <w:lvlText w:val=""/>
+      <w:lvlJc w:val="left"/>
+      <w:pPr>
+        <w:tabs>
+          <w:tab w:val="num" w:pos="6480"/>
+        </w:tabs>
+        <w:ind w:left="6480" w:hanging="360"/>
+      </w:pPr>
+      <w:rPr>
+        <w:rFonts w:ascii="Wingdings" w:hAnsi="Wingdings" w:hint="default"/>
+        <w:sz w:val="20"/>
+      </w:rPr>
+    </w:lvl>
+  </w:abstractNum>
+  <w:abstractNum w:abstractNumId="1" w15:restartNumberingAfterBreak="0">
+    <w:nsid w:val="0BE21BC2"/>
+    <w:multiLevelType w:val="multilevel"/>
+    <w:tmpl w:val="3D6CAB4C"/>
+    <w:lvl w:ilvl="0">
+      <w:start w:val="1"/>
+      <w:numFmt w:val="bullet"/>
+      <w:lvlText w:val=""/>
+      <w:lvlJc w:val="left"/>
+      <w:pPr>
+        <w:tabs>
+          <w:tab w:val="num" w:pos="720"/>
+        </w:tabs>
+        <w:ind w:left="720" w:hanging="360"/>
+      </w:pPr>
+      <w:rPr>
+        <w:rFonts w:ascii="Symbol" w:hAnsi="Symbol" w:hint="default"/>
+        <w:sz w:val="20"/>
+      </w:rPr>
+    </w:lvl>
+    <w:lvl w:ilvl="1" w:tentative="1">
+      <w:start w:val="1"/>
+      <w:numFmt w:val="bullet"/>
+      <w:lvlText w:val="o"/>
+      <w:lvlJc w:val="left"/>
+      <w:pPr>
+        <w:tabs>
+          <w:tab w:val="num" w:pos="1440"/>
+        </w:tabs>
+        <w:ind w:left="1440" w:hanging="360"/>
+      </w:pPr>
+      <w:rPr>
+        <w:rFonts w:ascii="Courier New" w:hAnsi="Courier New" w:hint="default"/>
+        <w:sz w:val="20"/>
+      </w:rPr>
+    </w:lvl>
+    <w:lvl w:ilvl="2" w:tentative="1">
+      <w:start w:val="1"/>
+      <w:numFmt w:val="bullet"/>
+      <w:lvlText w:val=""/>
+      <w:lvlJc w:val="left"/>
+      <w:pPr>
+        <w:tabs>
+          <w:tab w:val="num" w:pos="2160"/>
+        </w:tabs>
+        <w:ind w:left="2160" w:hanging="360"/>
+      </w:pPr>
+      <w:rPr>
+        <w:rFonts w:ascii="Wingdings" w:hAnsi="Wingdings" w:hint="default"/>
+        <w:sz w:val="20"/>
+      </w:rPr>
+    </w:lvl>
+    <w:lvl w:ilvl="3" w:tentative="1">
+      <w:start w:val="1"/>
+      <w:numFmt w:val="bullet"/>
+      <w:lvlText w:val=""/>
+      <w:lvlJc w:val="left"/>
+      <w:pPr>
+        <w:tabs>
+          <w:tab w:val="num" w:pos="2880"/>
+        </w:tabs>
+        <w:ind w:left="2880" w:hanging="360"/>
+      </w:pPr>
+      <w:rPr>
+        <w:rFonts w:ascii="Wingdings" w:hAnsi="Wingdings" w:hint="default"/>
+        <w:sz w:val="20"/>
+      </w:rPr>
+    </w:lvl>
+    <w:lvl w:ilvl="4" w:tentative="1">
+      <w:start w:val="1"/>
+      <w:numFmt w:val="bullet"/>
+      <w:lvlText w:val=""/>
+      <w:lvlJc w:val="left"/>
+      <w:pPr>
+        <w:tabs>
+          <w:tab w:val="num" w:pos="3600"/>
+        </w:tabs>
+        <w:ind w:left="3600" w:hanging="360"/>
+      </w:pPr>
+      <w:rPr>
+        <w:rFonts w:ascii="Wingdings" w:hAnsi="Wingdings" w:hint="default"/>
+        <w:sz w:val="20"/>
+      </w:rPr>
+    </w:lvl>
+    <w:lvl w:ilvl="5" w:tentative="1">
+      <w:start w:val="1"/>
+      <w:numFmt w:val="bullet"/>
+      <w:lvlText w:val=""/>
+      <w:lvlJc w:val="left"/>
+      <w:pPr>
+        <w:tabs>
+          <w:tab w:val="num" w:pos="4320"/>
+        </w:tabs>
+        <w:ind w:left="4320" w:hanging="360"/>
+      </w:pPr>
+      <w:rPr>
+        <w:rFonts w:ascii="Wingdings" w:hAnsi="Wingdings" w:hint="default"/>
+        <w:sz w:val="20"/>
+      </w:rPr>
+    </w:lvl>
+    <w:lvl w:ilvl="6" w:tentative="1">
+      <w:start w:val="1"/>
+      <w:numFmt w:val="bullet"/>
+      <w:lvlText w:val=""/>
+      <w:lvlJc w:val="left"/>
+      <w:pPr>
+        <w:tabs>
+          <w:tab w:val="num" w:pos="5040"/>
+        </w:tabs>
+        <w:ind w:left="5040" w:hanging="360"/>
+      </w:pPr>
+      <w:rPr>
+        <w:rFonts w:ascii="Wingdings" w:hAnsi="Wingdings" w:hint="default"/>
+        <w:sz w:val="20"/>
+      </w:rPr>
+    </w:lvl>
+    <w:lvl w:ilvl="7" w:tentative="1">
+      <w:start w:val="1"/>
+      <w:numFmt w:val="bullet"/>
+      <w:lvlText w:val=""/>
+      <w:lvlJc w:val="left"/>
+      <w:pPr>
+        <w:tabs>
+          <w:tab w:val="num" w:pos="5760"/>
+        </w:tabs>
+        <w:ind w:left="5760" w:hanging="360"/>
+      </w:pPr>
+      <w:rPr>
+        <w:rFonts w:ascii="Wingdings" w:hAnsi="Wingdings" w:hint="default"/>
+        <w:sz w:val="20"/>
+      </w:rPr>
+    </w:lvl>
+    <w:lvl w:ilvl="8" w:tentative="1">
+      <w:start w:val="1"/>
+      <w:numFmt w:val="bullet"/>
+      <w:lvlText w:val=""/>
+      <w:lvlJc w:val="left"/>
+      <w:pPr>
+        <w:tabs>
+          <w:tab w:val="num" w:pos="6480"/>
+        </w:tabs>
+        <w:ind w:left="6480" w:hanging="360"/>
+      </w:pPr>
+      <w:rPr>
+        <w:rFonts w:ascii="Wingdings" w:hAnsi="Wingdings" w:hint="default"/>
+        <w:sz w:val="20"/>
+      </w:rPr>
+    </w:lvl>
+  </w:abstractNum>
+  <w:abstractNum w:abstractNumId="2" w15:restartNumberingAfterBreak="0">
+    <w:nsid w:val="11A05128"/>
+    <w:multiLevelType w:val="multilevel"/>
+    <w:tmpl w:val="75D0347E"/>
+    <w:lvl w:ilvl="0">
+      <w:start w:val="1"/>
+      <w:numFmt w:val="bullet"/>
+      <w:lvlText w:val=""/>
+      <w:lvlJc w:val="left"/>
+      <w:pPr>
+        <w:tabs>
+          <w:tab w:val="num" w:pos="720"/>
+        </w:tabs>
+        <w:ind w:left="720" w:hanging="360"/>
+      </w:pPr>
+      <w:rPr>
+        <w:rFonts w:ascii="Symbol" w:hAnsi="Symbol" w:hint="default"/>
+        <w:sz w:val="20"/>
+      </w:rPr>
+    </w:lvl>
+    <w:lvl w:ilvl="1" w:tentative="1">
+      <w:start w:val="1"/>
+      <w:numFmt w:val="bullet"/>
+      <w:lvlText w:val="o"/>
+      <w:lvlJc w:val="left"/>
+      <w:pPr>
+        <w:tabs>
+          <w:tab w:val="num" w:pos="1440"/>
+        </w:tabs>
+        <w:ind w:left="1440" w:hanging="360"/>
+      </w:pPr>
+      <w:rPr>
+        <w:rFonts w:ascii="Courier New" w:hAnsi="Courier New" w:hint="default"/>
+        <w:sz w:val="20"/>
+      </w:rPr>
+    </w:lvl>
+    <w:lvl w:ilvl="2" w:tentative="1">
+      <w:start w:val="1"/>
+      <w:numFmt w:val="bullet"/>
+      <w:lvlText w:val=""/>
+      <w:lvlJc w:val="left"/>
+      <w:pPr>
+        <w:tabs>
+          <w:tab w:val="num" w:pos="2160"/>
+        </w:tabs>
+        <w:ind w:left="2160" w:hanging="360"/>
+      </w:pPr>
+      <w:rPr>
+        <w:rFonts w:ascii="Wingdings" w:hAnsi="Wingdings" w:hint="default"/>
+        <w:sz w:val="20"/>
+      </w:rPr>
+    </w:lvl>
+    <w:lvl w:ilvl="3" w:tentative="1">
+      <w:start w:val="1"/>
+      <w:numFmt w:val="bullet"/>
+      <w:lvlText w:val=""/>
+      <w:lvlJc w:val="left"/>
+      <w:pPr>
+        <w:tabs>
+          <w:tab w:val="num" w:pos="2880"/>
+        </w:tabs>
+        <w:ind w:left="2880" w:hanging="360"/>
+      </w:pPr>
+      <w:rPr>
+        <w:rFonts w:ascii="Wingdings" w:hAnsi="Wingdings" w:hint="default"/>
+        <w:sz w:val="20"/>
+      </w:rPr>
+    </w:lvl>
+    <w:lvl w:ilvl="4" w:tentative="1">
+      <w:start w:val="1"/>
+      <w:numFmt w:val="bullet"/>
+      <w:lvlText w:val=""/>
+      <w:lvlJc w:val="left"/>
+      <w:pPr>
+        <w:tabs>
+          <w:tab w:val="num" w:pos="3600"/>
+        </w:tabs>
+        <w:ind w:left="3600" w:hanging="360"/>
+      </w:pPr>
+      <w:rPr>
+        <w:rFonts w:ascii="Wingdings" w:hAnsi="Wingdings" w:hint="default"/>
+        <w:sz w:val="20"/>
+      </w:rPr>
+    </w:lvl>
+    <w:lvl w:ilvl="5" w:tentative="1">
+      <w:start w:val="1"/>
+      <w:numFmt w:val="bullet"/>
+      <w:lvlText w:val=""/>
+      <w:lvlJc w:val="left"/>
+      <w:pPr>
+        <w:tabs>
+          <w:tab w:val="num" w:pos="4320"/>
+        </w:tabs>
+        <w:ind w:left="4320" w:hanging="360"/>
+      </w:pPr>
+      <w:rPr>
+        <w:rFonts w:ascii="Wingdings" w:hAnsi="Wingdings" w:hint="default"/>
+        <w:sz w:val="20"/>
+      </w:rPr>
+    </w:lvl>
+    <w:lvl w:ilvl="6" w:tentative="1">
+      <w:start w:val="1"/>
+      <w:numFmt w:val="bullet"/>
+      <w:lvlText w:val=""/>
+      <w:lvlJc w:val="left"/>
+      <w:pPr>
+        <w:tabs>
+          <w:tab w:val="num" w:pos="5040"/>
+        </w:tabs>
+        <w:ind w:left="5040" w:hanging="360"/>
+      </w:pPr>
+      <w:rPr>
+        <w:rFonts w:ascii="Wingdings" w:hAnsi="Wingdings" w:hint="default"/>
+        <w:sz w:val="20"/>
+      </w:rPr>
+    </w:lvl>
+    <w:lvl w:ilvl="7" w:tentative="1">
+      <w:start w:val="1"/>
+      <w:numFmt w:val="bullet"/>
+      <w:lvlText w:val=""/>
+      <w:lvlJc w:val="left"/>
+      <w:pPr>
+        <w:tabs>
+          <w:tab w:val="num" w:pos="5760"/>
+        </w:tabs>
+        <w:ind w:left="5760" w:hanging="360"/>
+      </w:pPr>
+      <w:rPr>
+        <w:rFonts w:ascii="Wingdings" w:hAnsi="Wingdings" w:hint="default"/>
+        <w:sz w:val="20"/>
+      </w:rPr>
+    </w:lvl>
+    <w:lvl w:ilvl="8" w:tentative="1">
+      <w:start w:val="1"/>
+      <w:numFmt w:val="bullet"/>
+      <w:lvlText w:val=""/>
+      <w:lvlJc w:val="left"/>
+      <w:pPr>
+        <w:tabs>
+          <w:tab w:val="num" w:pos="6480"/>
+        </w:tabs>
+        <w:ind w:left="6480" w:hanging="360"/>
+      </w:pPr>
+      <w:rPr>
+        <w:rFonts w:ascii="Wingdings" w:hAnsi="Wingdings" w:hint="default"/>
+        <w:sz w:val="20"/>
+      </w:rPr>
+    </w:lvl>
+  </w:abstractNum>
+  <w:abstractNum w:abstractNumId="3" w15:restartNumberingAfterBreak="0">
+    <w:nsid w:val="39BC0E04"/>
+    <w:multiLevelType w:val="multilevel"/>
+    <w:tmpl w:val="C150AB66"/>
+    <w:lvl w:ilvl="0">
+      <w:start w:val="1"/>
+      <w:numFmt w:val="bullet"/>
+      <w:lvlText w:val=""/>
+      <w:lvlJc w:val="left"/>
+      <w:pPr>
+        <w:tabs>
+          <w:tab w:val="num" w:pos="720"/>
+        </w:tabs>
+        <w:ind w:left="720" w:hanging="360"/>
+      </w:pPr>
+      <w:rPr>
+        <w:rFonts w:ascii="Symbol" w:hAnsi="Symbol" w:hint="default"/>
+        <w:sz w:val="20"/>
+      </w:rPr>
+    </w:lvl>
+    <w:lvl w:ilvl="1" w:tentative="1">
+      <w:start w:val="1"/>
+      <w:numFmt w:val="bullet"/>
+      <w:lvlText w:val="o"/>
+      <w:lvlJc w:val="left"/>
+      <w:pPr>
+        <w:tabs>
+          <w:tab w:val="num" w:pos="1440"/>
+        </w:tabs>
+        <w:ind w:left="1440" w:hanging="360"/>
+      </w:pPr>
+      <w:rPr>
+        <w:rFonts w:ascii="Courier New" w:hAnsi="Courier New" w:hint="default"/>
+        <w:sz w:val="20"/>
+      </w:rPr>
+    </w:lvl>
+    <w:lvl w:ilvl="2" w:tentative="1">
+      <w:start w:val="1"/>
+      <w:numFmt w:val="bullet"/>
+      <w:lvlText w:val=""/>
+      <w:lvlJc w:val="left"/>
+      <w:pPr>
+        <w:tabs>
+          <w:tab w:val="num" w:pos="2160"/>
+        </w:tabs>
+        <w:ind w:left="2160" w:hanging="360"/>
+      </w:pPr>
+      <w:rPr>
+        <w:rFonts w:ascii="Wingdings" w:hAnsi="Wingdings" w:hint="default"/>
+        <w:sz w:val="20"/>
+      </w:rPr>
+    </w:lvl>
+    <w:lvl w:ilvl="3" w:tentative="1">
+      <w:start w:val="1"/>
+      <w:numFmt w:val="bullet"/>
+      <w:lvlText w:val=""/>
+      <w:lvlJc w:val="left"/>
+      <w:pPr>
+        <w:tabs>
+          <w:tab w:val="num" w:pos="2880"/>
+        </w:tabs>
+        <w:ind w:left="2880" w:hanging="360"/>
+      </w:pPr>
+      <w:rPr>
+        <w:rFonts w:ascii="Wingdings" w:hAnsi="Wingdings" w:hint="default"/>
+        <w:sz w:val="20"/>
+      </w:rPr>
+    </w:lvl>
+    <w:lvl w:ilvl="4" w:tentative="1">
+      <w:start w:val="1"/>
+      <w:numFmt w:val="bullet"/>
+      <w:lvlText w:val=""/>
+      <w:lvlJc w:val="left"/>
+      <w:pPr>
+        <w:tabs>
+          <w:tab w:val="num" w:pos="3600"/>
+        </w:tabs>
+        <w:ind w:left="3600" w:hanging="360"/>
+      </w:pPr>
+      <w:rPr>
+        <w:rFonts w:ascii="Wingdings" w:hAnsi="Wingdings" w:hint="default"/>
+        <w:sz w:val="20"/>
+      </w:rPr>
+    </w:lvl>
+    <w:lvl w:ilvl="5" w:tentative="1">
+      <w:start w:val="1"/>
+      <w:numFmt w:val="bullet"/>
+      <w:lvlText w:val=""/>
+      <w:lvlJc w:val="left"/>
+      <w:pPr>
+        <w:tabs>
+          <w:tab w:val="num" w:pos="4320"/>
+        </w:tabs>
+        <w:ind w:left="4320" w:hanging="360"/>
+      </w:pPr>
+      <w:rPr>
+        <w:rFonts w:ascii="Wingdings" w:hAnsi="Wingdings" w:hint="default"/>
+        <w:sz w:val="20"/>
+      </w:rPr>
+    </w:lvl>
+    <w:lvl w:ilvl="6" w:tentative="1">
+      <w:start w:val="1"/>
+      <w:numFmt w:val="bullet"/>
+      <w:lvlText w:val=""/>
+      <w:lvlJc w:val="left"/>
+      <w:pPr>
+        <w:tabs>
+          <w:tab w:val="num" w:pos="5040"/>
+        </w:tabs>
+        <w:ind w:left="5040" w:hanging="360"/>
+      </w:pPr>
+      <w:rPr>
+        <w:rFonts w:ascii="Wingdings" w:hAnsi="Wingdings" w:hint="default"/>
+        <w:sz w:val="20"/>
+      </w:rPr>
+    </w:lvl>
+    <w:lvl w:ilvl="7" w:tentative="1">
+      <w:start w:val="1"/>
+      <w:numFmt w:val="bullet"/>
+      <w:lvlText w:val=""/>
+      <w:lvlJc w:val="left"/>
+      <w:pPr>
+        <w:tabs>
+          <w:tab w:val="num" w:pos="5760"/>
+        </w:tabs>
+        <w:ind w:left="5760" w:hanging="360"/>
+      </w:pPr>
+      <w:rPr>
+        <w:rFonts w:ascii="Wingdings" w:hAnsi="Wingdings" w:hint="default"/>
+        <w:sz w:val="20"/>
+      </w:rPr>
+    </w:lvl>
+    <w:lvl w:ilvl="8" w:tentative="1">
+      <w:start w:val="1"/>
+      <w:numFmt w:val="bullet"/>
+      <w:lvlText w:val=""/>
+      <w:lvlJc w:val="left"/>
+      <w:pPr>
+        <w:tabs>
+          <w:tab w:val="num" w:pos="6480"/>
+        </w:tabs>
+        <w:ind w:left="6480" w:hanging="360"/>
+      </w:pPr>
+      <w:rPr>
+        <w:rFonts w:ascii="Wingdings" w:hAnsi="Wingdings" w:hint="default"/>
+        <w:sz w:val="20"/>
+      </w:rPr>
+    </w:lvl>
+  </w:abstractNum>
+  <w:abstractNum w:abstractNumId="4" w15:restartNumberingAfterBreak="0">
+    <w:nsid w:val="3DCA2575"/>
+    <w:multiLevelType w:val="multilevel"/>
+    <w:tmpl w:val="4B8CAD28"/>
+    <w:lvl w:ilvl="0">
+      <w:start w:val="1"/>
+      <w:numFmt w:val="bullet"/>
+      <w:lvlText w:val=""/>
+      <w:lvlJc w:val="left"/>
+      <w:pPr>
+        <w:tabs>
+          <w:tab w:val="num" w:pos="720"/>
+        </w:tabs>
+        <w:ind w:left="720" w:hanging="360"/>
+      </w:pPr>
+      <w:rPr>
+        <w:rFonts w:ascii="Symbol" w:hAnsi="Symbol" w:hint="default"/>
+        <w:sz w:val="20"/>
+      </w:rPr>
+    </w:lvl>
+    <w:lvl w:ilvl="1" w:tentative="1">
+      <w:start w:val="1"/>
+      <w:numFmt w:val="bullet"/>
+      <w:lvlText w:val="o"/>
+      <w:lvlJc w:val="left"/>
+      <w:pPr>
+        <w:tabs>
+          <w:tab w:val="num" w:pos="1440"/>
+        </w:tabs>
+        <w:ind w:left="1440" w:hanging="360"/>
+      </w:pPr>
+      <w:rPr>
+        <w:rFonts w:ascii="Courier New" w:hAnsi="Courier New" w:hint="default"/>
+        <w:sz w:val="20"/>
+      </w:rPr>
+    </w:lvl>
+    <w:lvl w:ilvl="2" w:tentative="1">
+      <w:start w:val="1"/>
+      <w:numFmt w:val="bullet"/>
+      <w:lvlText w:val=""/>
+      <w:lvlJc w:val="left"/>
+      <w:pPr>
+        <w:tabs>
+          <w:tab w:val="num" w:pos="2160"/>
+        </w:tabs>
+        <w:ind w:left="2160" w:hanging="360"/>
+      </w:pPr>
+      <w:rPr>
+        <w:rFonts w:ascii="Wingdings" w:hAnsi="Wingdings" w:hint="default"/>
+        <w:sz w:val="20"/>
+      </w:rPr>
+    </w:lvl>
+    <w:lvl w:ilvl="3" w:tentative="1">
+      <w:start w:val="1"/>
+      <w:numFmt w:val="bullet"/>
+      <w:lvlText w:val=""/>
+      <w:lvlJc w:val="left"/>
+      <w:pPr>
+        <w:tabs>
+          <w:tab w:val="num" w:pos="2880"/>
+        </w:tabs>
+        <w:ind w:left="2880" w:hanging="360"/>
+      </w:pPr>
+      <w:rPr>
+        <w:rFonts w:ascii="Wingdings" w:hAnsi="Wingdings" w:hint="default"/>
+        <w:sz w:val="20"/>
+      </w:rPr>
+    </w:lvl>
+    <w:lvl w:ilvl="4" w:tentative="1">
+      <w:start w:val="1"/>
+      <w:numFmt w:val="bullet"/>
+      <w:lvlText w:val=""/>
+      <w:lvlJc w:val="left"/>
+      <w:pPr>
+        <w:tabs>
+          <w:tab w:val="num" w:pos="3600"/>
+        </w:tabs>
+        <w:ind w:left="3600" w:hanging="360"/>
+      </w:pPr>
+      <w:rPr>
+        <w:rFonts w:ascii="Wingdings" w:hAnsi="Wingdings" w:hint="default"/>
+        <w:sz w:val="20"/>
+      </w:rPr>
+    </w:lvl>
+    <w:lvl w:ilvl="5" w:tentative="1">
+      <w:start w:val="1"/>
+      <w:numFmt w:val="bullet"/>
+      <w:lvlText w:val=""/>
+      <w:lvlJc w:val="left"/>
+      <w:pPr>
+        <w:tabs>
+          <w:tab w:val="num" w:pos="4320"/>
+        </w:tabs>
+        <w:ind w:left="4320" w:hanging="360"/>
+      </w:pPr>
+      <w:rPr>
+        <w:rFonts w:ascii="Wingdings" w:hAnsi="Wingdings" w:hint="default"/>
+        <w:sz w:val="20"/>
+      </w:rPr>
+    </w:lvl>
+    <w:lvl w:ilvl="6" w:tentative="1">
+      <w:start w:val="1"/>
+      <w:numFmt w:val="bullet"/>
+      <w:lvlText w:val=""/>
+      <w:lvlJc w:val="left"/>
+      <w:pPr>
+        <w:tabs>
+          <w:tab w:val="num" w:pos="5040"/>
+        </w:tabs>
+        <w:ind w:left="5040" w:hanging="360"/>
+      </w:pPr>
+      <w:rPr>
+        <w:rFonts w:ascii="Wingdings" w:hAnsi="Wingdings" w:hint="default"/>
+        <w:sz w:val="20"/>
+      </w:rPr>
+    </w:lvl>
+    <w:lvl w:ilvl="7" w:tentative="1">
+      <w:start w:val="1"/>
+      <w:numFmt w:val="bullet"/>
+      <w:lvlText w:val=""/>
+      <w:lvlJc w:val="left"/>
+      <w:pPr>
+        <w:tabs>
+          <w:tab w:val="num" w:pos="5760"/>
+        </w:tabs>
+        <w:ind w:left="5760" w:hanging="360"/>
+      </w:pPr>
+      <w:rPr>
+        <w:rFonts w:ascii="Wingdings" w:hAnsi="Wingdings" w:hint="default"/>
+        <w:sz w:val="20"/>
+      </w:rPr>
+    </w:lvl>
+    <w:lvl w:ilvl="8" w:tentative="1">
+      <w:start w:val="1"/>
+      <w:numFmt w:val="bullet"/>
+      <w:lvlText w:val=""/>
+      <w:lvlJc w:val="left"/>
+      <w:pPr>
+        <w:tabs>
+          <w:tab w:val="num" w:pos="6480"/>
+        </w:tabs>
+        <w:ind w:left="6480" w:hanging="360"/>
+      </w:pPr>
+      <w:rPr>
+        <w:rFonts w:ascii="Wingdings" w:hAnsi="Wingdings" w:hint="default"/>
+        <w:sz w:val="20"/>
+      </w:rPr>
+    </w:lvl>
+  </w:abstractNum>
+  <w:abstractNum w:abstractNumId="5" w15:restartNumberingAfterBreak="0">
+    <w:nsid w:val="3E79567B"/>
+    <w:multiLevelType w:val="multilevel"/>
+    <w:tmpl w:val="E982C972"/>
+    <w:lvl w:ilvl="0">
+      <w:start w:val="1"/>
+      <w:numFmt w:val="bullet"/>
+      <w:lvlText w:val=""/>
+      <w:lvlJc w:val="left"/>
+      <w:pPr>
+        <w:tabs>
+          <w:tab w:val="num" w:pos="720"/>
+        </w:tabs>
+        <w:ind w:left="720" w:hanging="360"/>
+      </w:pPr>
+      <w:rPr>
+        <w:rFonts w:ascii="Symbol" w:hAnsi="Symbol" w:hint="default"/>
+        <w:sz w:val="20"/>
+      </w:rPr>
+    </w:lvl>
+    <w:lvl w:ilvl="1" w:tentative="1">
+      <w:start w:val="1"/>
+      <w:numFmt w:val="bullet"/>
+      <w:lvlText w:val="o"/>
+      <w:lvlJc w:val="left"/>
+      <w:pPr>
+        <w:tabs>
+          <w:tab w:val="num" w:pos="1440"/>
+        </w:tabs>
+        <w:ind w:left="1440" w:hanging="360"/>
+      </w:pPr>
+      <w:rPr>
+        <w:rFonts w:ascii="Courier New" w:hAnsi="Courier New" w:hint="default"/>
+        <w:sz w:val="20"/>
+      </w:rPr>
+    </w:lvl>
+    <w:lvl w:ilvl="2" w:tentative="1">
+      <w:start w:val="1"/>
+      <w:numFmt w:val="bullet"/>
+      <w:lvlText w:val=""/>
+      <w:lvlJc w:val="left"/>
+      <w:pPr>
+        <w:tabs>
+          <w:tab w:val="num" w:pos="2160"/>
+        </w:tabs>
+        <w:ind w:left="2160" w:hanging="360"/>
+      </w:pPr>
+      <w:rPr>
+        <w:rFonts w:ascii="Wingdings" w:hAnsi="Wingdings" w:hint="default"/>
+        <w:sz w:val="20"/>
+      </w:rPr>
+    </w:lvl>
+    <w:lvl w:ilvl="3" w:tentative="1">
+      <w:start w:val="1"/>
+      <w:numFmt w:val="bullet"/>
+      <w:lvlText w:val=""/>
+      <w:lvlJc w:val="left"/>
+      <w:pPr>
+        <w:tabs>
+          <w:tab w:val="num" w:pos="2880"/>
+        </w:tabs>
+        <w:ind w:left="2880" w:hanging="360"/>
+      </w:pPr>
+      <w:rPr>
+        <w:rFonts w:ascii="Wingdings" w:hAnsi="Wingdings" w:hint="default"/>
+        <w:sz w:val="20"/>
+      </w:rPr>
+    </w:lvl>
+    <w:lvl w:ilvl="4" w:tentative="1">
+      <w:start w:val="1"/>
+      <w:numFmt w:val="bullet"/>
+      <w:lvlText w:val=""/>
+      <w:lvlJc w:val="left"/>
+      <w:pPr>
+        <w:tabs>
+          <w:tab w:val="num" w:pos="3600"/>
+        </w:tabs>
+        <w:ind w:left="3600" w:hanging="360"/>
+      </w:pPr>
+      <w:rPr>
+        <w:rFonts w:ascii="Wingdings" w:hAnsi="Wingdings" w:hint="default"/>
+        <w:sz w:val="20"/>
+      </w:rPr>
+    </w:lvl>
+    <w:lvl w:ilvl="5" w:tentative="1">
+      <w:start w:val="1"/>
+      <w:numFmt w:val="bullet"/>
+      <w:lvlText w:val=""/>
+      <w:lvlJc w:val="left"/>
+      <w:pPr>
+        <w:tabs>
+          <w:tab w:val="num" w:pos="4320"/>
+        </w:tabs>
+        <w:ind w:left="4320" w:hanging="360"/>
+      </w:pPr>
+      <w:rPr>
+        <w:rFonts w:ascii="Wingdings" w:hAnsi="Wingdings" w:hint="default"/>
+        <w:sz w:val="20"/>
+      </w:rPr>
+    </w:lvl>
+    <w:lvl w:ilvl="6" w:tentative="1">
+      <w:start w:val="1"/>
+      <w:numFmt w:val="bullet"/>
+      <w:lvlText w:val=""/>
+      <w:lvlJc w:val="left"/>
+      <w:pPr>
+        <w:tabs>
+          <w:tab w:val="num" w:pos="5040"/>
+        </w:tabs>
+        <w:ind w:left="5040" w:hanging="360"/>
+      </w:pPr>
+      <w:rPr>
+        <w:rFonts w:ascii="Wingdings" w:hAnsi="Wingdings" w:hint="default"/>
+        <w:sz w:val="20"/>
+      </w:rPr>
+    </w:lvl>
+    <w:lvl w:ilvl="7" w:tentative="1">
+      <w:start w:val="1"/>
+      <w:numFmt w:val="bullet"/>
+      <w:lvlText w:val=""/>
+      <w:lvlJc w:val="left"/>
+      <w:pPr>
+        <w:tabs>
+          <w:tab w:val="num" w:pos="5760"/>
+        </w:tabs>
+        <w:ind w:left="5760" w:hanging="360"/>
+      </w:pPr>
+      <w:rPr>
+        <w:rFonts w:ascii="Wingdings" w:hAnsi="Wingdings" w:hint="default"/>
+        <w:sz w:val="20"/>
+      </w:rPr>
+    </w:lvl>
+    <w:lvl w:ilvl="8" w:tentative="1">
+      <w:start w:val="1"/>
+      <w:numFmt w:val="bullet"/>
+      <w:lvlText w:val=""/>
+      <w:lvlJc w:val="left"/>
+      <w:pPr>
+        <w:tabs>
+          <w:tab w:val="num" w:pos="6480"/>
+        </w:tabs>
+        <w:ind w:left="6480" w:hanging="360"/>
+      </w:pPr>
+      <w:rPr>
+        <w:rFonts w:ascii="Wingdings" w:hAnsi="Wingdings" w:hint="default"/>
+        <w:sz w:val="20"/>
+      </w:rPr>
+    </w:lvl>
+  </w:abstractNum>
+  <w:abstractNum w:abstractNumId="6" w15:restartNumberingAfterBreak="0">
+    <w:nsid w:val="61DE451B"/>
+    <w:multiLevelType w:val="multilevel"/>
+    <w:tmpl w:val="CBFAD2DC"/>
+    <w:lvl w:ilvl="0">
+      <w:start w:val="1"/>
+      <w:numFmt w:val="bullet"/>
+      <w:lvlText w:val=""/>
+      <w:lvlJc w:val="left"/>
+      <w:pPr>
+        <w:tabs>
+          <w:tab w:val="num" w:pos="720"/>
+        </w:tabs>
+        <w:ind w:left="720" w:hanging="360"/>
+      </w:pPr>
+      <w:rPr>
+        <w:rFonts w:ascii="Symbol" w:hAnsi="Symbol" w:hint="default"/>
+        <w:sz w:val="20"/>
+      </w:rPr>
+    </w:lvl>
+    <w:lvl w:ilvl="1" w:tentative="1">
+      <w:start w:val="1"/>
+      <w:numFmt w:val="bullet"/>
+      <w:lvlText w:val="o"/>
+      <w:lvlJc w:val="left"/>
+      <w:pPr>
+        <w:tabs>
+          <w:tab w:val="num" w:pos="1440"/>
+        </w:tabs>
+        <w:ind w:left="1440" w:hanging="360"/>
+      </w:pPr>
+      <w:rPr>
+        <w:rFonts w:ascii="Courier New" w:hAnsi="Courier New" w:hint="default"/>
+        <w:sz w:val="20"/>
+      </w:rPr>
+    </w:lvl>
+    <w:lvl w:ilvl="2" w:tentative="1">
+      <w:start w:val="1"/>
+      <w:numFmt w:val="bullet"/>
+      <w:lvlText w:val=""/>
+      <w:lvlJc w:val="left"/>
+      <w:pPr>
+        <w:tabs>
+          <w:tab w:val="num" w:pos="2160"/>
+        </w:tabs>
+        <w:ind w:left="2160" w:hanging="360"/>
+      </w:pPr>
+      <w:rPr>
+        <w:rFonts w:ascii="Wingdings" w:hAnsi="Wingdings" w:hint="default"/>
+        <w:sz w:val="20"/>
+      </w:rPr>
+    </w:lvl>
+    <w:lvl w:ilvl="3" w:tentative="1">
+      <w:start w:val="1"/>
+      <w:numFmt w:val="bullet"/>
+      <w:lvlText w:val=""/>
+      <w:lvlJc w:val="left"/>
+      <w:pPr>
+        <w:tabs>
+          <w:tab w:val="num" w:pos="2880"/>
+        </w:tabs>
+        <w:ind w:left="2880" w:hanging="360"/>
+      </w:pPr>
+      <w:rPr>
+        <w:rFonts w:ascii="Wingdings" w:hAnsi="Wingdings" w:hint="default"/>
+        <w:sz w:val="20"/>
+      </w:rPr>
+    </w:lvl>
+    <w:lvl w:ilvl="4" w:tentative="1">
+      <w:start w:val="1"/>
+      <w:numFmt w:val="bullet"/>
+      <w:lvlText w:val=""/>
+      <w:lvlJc w:val="left"/>
+      <w:pPr>
+        <w:tabs>
+          <w:tab w:val="num" w:pos="3600"/>
+        </w:tabs>
+        <w:ind w:left="3600" w:hanging="360"/>
+      </w:pPr>
+      <w:rPr>
+        <w:rFonts w:ascii="Wingdings" w:hAnsi="Wingdings" w:hint="default"/>
+        <w:sz w:val="20"/>
+      </w:rPr>
+    </w:lvl>
+    <w:lvl w:ilvl="5" w:tentative="1">
+      <w:start w:val="1"/>
+      <w:numFmt w:val="bullet"/>
+      <w:lvlText w:val=""/>
+      <w:lvlJc w:val="left"/>
+      <w:pPr>
+        <w:tabs>
+          <w:tab w:val="num" w:pos="4320"/>
+        </w:tabs>
+        <w:ind w:left="4320" w:hanging="360"/>
+      </w:pPr>
+      <w:rPr>
+        <w:rFonts w:ascii="Wingdings" w:hAnsi="Wingdings" w:hint="default"/>
+        <w:sz w:val="20"/>
+      </w:rPr>
+    </w:lvl>
+    <w:lvl w:ilvl="6" w:tentative="1">
+      <w:start w:val="1"/>
+      <w:numFmt w:val="bullet"/>
+      <w:lvlText w:val=""/>
+      <w:lvlJc w:val="left"/>
+      <w:pPr>
+        <w:tabs>
+          <w:tab w:val="num" w:pos="5040"/>
+        </w:tabs>
+        <w:ind w:left="5040" w:hanging="360"/>
+      </w:pPr>
+      <w:rPr>
+        <w:rFonts w:ascii="Wingdings" w:hAnsi="Wingdings" w:hint="default"/>
+        <w:sz w:val="20"/>
+      </w:rPr>
+    </w:lvl>
+    <w:lvl w:ilvl="7" w:tentative="1">
+      <w:start w:val="1"/>
+      <w:numFmt w:val="bullet"/>
+      <w:lvlText w:val=""/>
+      <w:lvlJc w:val="left"/>
+      <w:pPr>
+        <w:tabs>
+          <w:tab w:val="num" w:pos="5760"/>
+        </w:tabs>
+        <w:ind w:left="5760" w:hanging="360"/>
+      </w:pPr>
+      <w:rPr>
+        <w:rFonts w:ascii="Wingdings" w:hAnsi="Wingdings" w:hint="default"/>
+        <w:sz w:val="20"/>
+      </w:rPr>
+    </w:lvl>
+    <w:lvl w:ilvl="8" w:tentative="1">
+      <w:start w:val="1"/>
+      <w:numFmt w:val="bullet"/>
+      <w:lvlText w:val=""/>
+      <w:lvlJc w:val="left"/>
+      <w:pPr>
+        <w:tabs>
+          <w:tab w:val="num" w:pos="6480"/>
+        </w:tabs>
+        <w:ind w:left="6480" w:hanging="360"/>
+      </w:pPr>
+      <w:rPr>
+        <w:rFonts w:ascii="Wingdings" w:hAnsi="Wingdings" w:hint="default"/>
+        <w:sz w:val="20"/>
+      </w:rPr>
+    </w:lvl>
+  </w:abstractNum>
+  <w:abstractNum w:abstractNumId="7" w15:restartNumberingAfterBreak="0">
+    <w:nsid w:val="799939D9"/>
+    <w:multiLevelType w:val="multilevel"/>
+    <w:tmpl w:val="FEB86410"/>
+    <w:lvl w:ilvl="0">
+      <w:start w:val="1"/>
+      <w:numFmt w:val="bullet"/>
+      <w:lvlText w:val=""/>
+      <w:lvlJc w:val="left"/>
+      <w:pPr>
+        <w:tabs>
+          <w:tab w:val="num" w:pos="720"/>
+        </w:tabs>
+        <w:ind w:left="720" w:hanging="360"/>
+      </w:pPr>
+      <w:rPr>
+        <w:rFonts w:ascii="Symbol" w:hAnsi="Symbol" w:hint="default"/>
+        <w:sz w:val="20"/>
+      </w:rPr>
+    </w:lvl>
+    <w:lvl w:ilvl="1" w:tentative="1">
+      <w:start w:val="1"/>
+      <w:numFmt w:val="bullet"/>
+      <w:lvlText w:val="o"/>
+      <w:lvlJc w:val="left"/>
+      <w:pPr>
+        <w:tabs>
+          <w:tab w:val="num" w:pos="1440"/>
+        </w:tabs>
+        <w:ind w:left="1440" w:hanging="360"/>
+      </w:pPr>
+      <w:rPr>
+        <w:rFonts w:ascii="Courier New" w:hAnsi="Courier New" w:hint="default"/>
+        <w:sz w:val="20"/>
+      </w:rPr>
+    </w:lvl>
+    <w:lvl w:ilvl="2" w:tentative="1">
+      <w:start w:val="1"/>
+      <w:numFmt w:val="bullet"/>
+      <w:lvlText w:val=""/>
+      <w:lvlJc w:val="left"/>
+      <w:pPr>
+        <w:tabs>
+          <w:tab w:val="num" w:pos="2160"/>
+        </w:tabs>
+        <w:ind w:left="2160" w:hanging="360"/>
+      </w:pPr>
+      <w:rPr>
+        <w:rFonts w:ascii="Wingdings" w:hAnsi="Wingdings" w:hint="default"/>
+        <w:sz w:val="20"/>
+      </w:rPr>
+    </w:lvl>
+    <w:lvl w:ilvl="3" w:tentative="1">
+      <w:start w:val="1"/>
+      <w:numFmt w:val="bullet"/>
+      <w:lvlText w:val=""/>
+      <w:lvlJc w:val="left"/>
+      <w:pPr>
+        <w:tabs>
+          <w:tab w:val="num" w:pos="2880"/>
+        </w:tabs>
+        <w:ind w:left="2880" w:hanging="360"/>
+      </w:pPr>
+      <w:rPr>
+        <w:rFonts w:ascii="Wingdings" w:hAnsi="Wingdings" w:hint="default"/>
+        <w:sz w:val="20"/>
+      </w:rPr>
+    </w:lvl>
+    <w:lvl w:ilvl="4" w:tentative="1">
+      <w:start w:val="1"/>
+      <w:numFmt w:val="bullet"/>
+      <w:lvlText w:val=""/>
+      <w:lvlJc w:val="left"/>
+      <w:pPr>
+        <w:tabs>
+          <w:tab w:val="num" w:pos="3600"/>
+        </w:tabs>
+        <w:ind w:left="3600" w:hanging="360"/>
+      </w:pPr>
+      <w:rPr>
+        <w:rFonts w:ascii="Wingdings" w:hAnsi="Wingdings" w:hint="default"/>
+        <w:sz w:val="20"/>
+      </w:rPr>
+    </w:lvl>
+    <w:lvl w:ilvl="5" w:tentative="1">
+      <w:start w:val="1"/>
+      <w:numFmt w:val="bullet"/>
+      <w:lvlText w:val=""/>
+      <w:lvlJc w:val="left"/>
+      <w:pPr>
+        <w:tabs>
+          <w:tab w:val="num" w:pos="4320"/>
+        </w:tabs>
+        <w:ind w:left="4320" w:hanging="360"/>
+      </w:pPr>
+      <w:rPr>
+        <w:rFonts w:ascii="Wingdings" w:hAnsi="Wingdings" w:hint="default"/>
+        <w:sz w:val="20"/>
+      </w:rPr>
+    </w:lvl>
+    <w:lvl w:ilvl="6" w:tentative="1">
+      <w:start w:val="1"/>
+      <w:numFmt w:val="bullet"/>
+      <w:lvlText w:val=""/>
+      <w:lvlJc w:val="left"/>
+      <w:pPr>
+        <w:tabs>
+          <w:tab w:val="num" w:pos="5040"/>
+        </w:tabs>
+        <w:ind w:left="5040" w:hanging="360"/>
+      </w:pPr>
+      <w:rPr>
+        <w:rFonts w:ascii="Wingdings" w:hAnsi="Wingdings" w:hint="default"/>
+        <w:sz w:val="20"/>
+      </w:rPr>
+    </w:lvl>
+    <w:lvl w:ilvl="7" w:tentative="1">
+      <w:start w:val="1"/>
+      <w:numFmt w:val="bullet"/>
+      <w:lvlText w:val=""/>
+      <w:lvlJc w:val="left"/>
+      <w:pPr>
+        <w:tabs>
+          <w:tab w:val="num" w:pos="5760"/>
+        </w:tabs>
+        <w:ind w:left="5760" w:hanging="360"/>
+      </w:pPr>
+      <w:rPr>
+        <w:rFonts w:ascii="Wingdings" w:hAnsi="Wingdings" w:hint="default"/>
+        <w:sz w:val="20"/>
+      </w:rPr>
+    </w:lvl>
+    <w:lvl w:ilvl="8" w:tentative="1">
+      <w:start w:val="1"/>
+      <w:numFmt w:val="bullet"/>
+      <w:lvlText w:val=""/>
+      <w:lvlJc w:val="left"/>
+      <w:pPr>
+        <w:tabs>
+          <w:tab w:val="num" w:pos="6480"/>
+        </w:tabs>
+        <w:ind w:left="6480" w:hanging="360"/>
+      </w:pPr>
+      <w:rPr>
+        <w:rFonts w:ascii="Wingdings" w:hAnsi="Wingdings" w:hint="default"/>
+        <w:sz w:val="20"/>
+      </w:rPr>
+    </w:lvl>
+  </w:abstractNum>
+  <w:num w:numId="1" w16cid:durableId="409280471">
+    <w:abstractNumId w:val="2"/>
+  </w:num>
+  <w:num w:numId="2" w16cid:durableId="26176629">
+    <w:abstractNumId w:val="3"/>
+  </w:num>
+  <w:num w:numId="3" w16cid:durableId="1211725559">
+    <w:abstractNumId w:val="0"/>
+  </w:num>
+  <w:num w:numId="4" w16cid:durableId="1674258857">
+    <w:abstractNumId w:val="5"/>
+  </w:num>
+  <w:num w:numId="5" w16cid:durableId="331644600">
+    <w:abstractNumId w:val="7"/>
+  </w:num>
+  <w:num w:numId="6" w16cid:durableId="708847120">
+    <w:abstractNumId w:val="4"/>
+  </w:num>
+  <w:num w:numId="7" w16cid:durableId="1742675492">
+    <w:abstractNumId w:val="6"/>
+  </w:num>
+  <w:num w:numId="8" w16cid:durableId="142896139">
+    <w:abstractNumId w:val="1"/>
+  </w:num>
+</w:numbering>
 </file>
 
 <file path=word/styles.xml><?xml version="1.0" encoding="utf-8"?>
@@ -1313,7 +4482,6 @@
     <w:next w:val="Normal"/>
     <w:link w:val="Heading4Char"/>
     <w:uiPriority w:val="9"/>
-    <w:semiHidden/>
     <w:unhideWhenUsed/>
     <w:qFormat/>
     <w:rsid w:val="006C3298"/>
@@ -1511,7 +4679,6 @@
     <w:basedOn w:val="DefaultParagraphFont"/>
     <w:link w:val="Heading4"/>
     <w:uiPriority w:val="9"/>
-    <w:semiHidden/>
     <w:rsid w:val="006C3298"/>
     <w:rPr>
       <w:rFonts w:eastAsiaTheme="majorEastAsia" w:cstheme="majorBidi"/>
@@ -1753,6 +4920,29 @@
       <w:smallCaps/>
       <w:color w:val="2F5496" w:themeColor="accent1" w:themeShade="BF"/>
       <w:spacing w:val="5"/>
+    </w:rPr>
+  </w:style>
+  <w:style w:type="character" w:styleId="Hyperlink">
+    <w:name w:val="Hyperlink"/>
+    <w:basedOn w:val="DefaultParagraphFont"/>
+    <w:uiPriority w:val="99"/>
+    <w:unhideWhenUsed/>
+    <w:rsid w:val="005C548A"/>
+    <w:rPr>
+      <w:color w:val="0563C1" w:themeColor="hyperlink"/>
+      <w:u w:val="single"/>
+    </w:rPr>
+  </w:style>
+  <w:style w:type="character" w:styleId="UnresolvedMention">
+    <w:name w:val="Unresolved Mention"/>
+    <w:basedOn w:val="DefaultParagraphFont"/>
+    <w:uiPriority w:val="99"/>
+    <w:semiHidden/>
+    <w:unhideWhenUsed/>
+    <w:rsid w:val="005C548A"/>
+    <w:rPr>
+      <w:color w:val="605E5C"/>
+      <w:shd w:val="clear" w:color="auto" w:fill="E1DFDD"/>
     </w:rPr>
   </w:style>
 </w:styles>
